--- a/企业AI培训_交付包/初级课程_完整交付包/05_学员资源/学员工具包_速查卡.docx
+++ b/企业AI培训_交付包/初级课程_完整交付包/05_学员资源/学员工具包_速查卡.docx
@@ -2,7 +2,7 @@
 <file path=word/document.xml><?xml version="1.0" encoding="utf-8"?>
 <w:document xmlns:w="http://schemas.openxmlformats.org/wordprocessingml/2006/main" xmlns:m="http://schemas.openxmlformats.org/officeDocument/2006/math" xmlns:r="http://schemas.openxmlformats.org/officeDocument/2006/relationships" xmlns:o="urn:schemas-microsoft-com:office:office" xmlns:v="urn:schemas-microsoft-com:vml" xmlns:w10="urn:schemas-microsoft-com:office:word" xmlns:a="http://schemas.openxmlformats.org/drawingml/2006/main" xmlns:pic="http://schemas.openxmlformats.org/drawingml/2006/picture" xmlns:wp="http://schemas.openxmlformats.org/drawingml/2006/wordprocessingDrawing">
   <w:body>
-    <w:bookmarkStart w:id="14" w:name="学员工具包-速查卡随课发放-人人版-v2.1"/>
+    <w:bookmarkStart w:id="14" w:name="学员工具包-速查卡随课发放-企业版-v3.0"/>
     <w:p>
       <w:pPr>
         <w:pStyle w:val="Heading1"/>
@@ -29,16 +29,16 @@
         <w:rPr>
           <w:rFonts w:hint="eastAsia"/>
         </w:rPr>
-        <w:t xml:space="preserve">人人版</w:t>
-      </w:r>
-      <w:r>
-        <w:t xml:space="preserve"> </w:t>
-      </w:r>
-      <w:r>
-        <w:rPr>
-          <w:rFonts w:hint="eastAsia"/>
-        </w:rPr>
-        <w:t xml:space="preserve">v2.1）</w:t>
+        <w:t xml:space="preserve">企业版</w:t>
+      </w:r>
+      <w:r>
+        <w:t xml:space="preserve"> </w:t>
+      </w:r>
+      <w:r>
+        <w:rPr>
+          <w:rFonts w:hint="eastAsia"/>
+        </w:rPr>
+        <w:t xml:space="preserve">v3.0）</w:t>
       </w:r>
     </w:p>
     <w:p>
@@ -58,61 +58,43 @@
         <w:rPr>
           <w:rFonts w:hint="eastAsia"/>
         </w:rPr>
-        <w:t xml:space="preserve">大纲（38</w:t>
-      </w:r>
-      <w:r>
-        <w:t xml:space="preserve"> </w:t>
-      </w:r>
-      <w:r>
-        <w:rPr>
-          <w:rFonts w:hint="eastAsia"/>
-        </w:rPr>
-        <w:t xml:space="preserve">页）。</w:t>
-      </w:r>
-      <w:r>
-        <w:t xml:space="preserve"> </w:t>
-      </w:r>
-      <w:r>
-        <w:rPr>
-          <w:rFonts w:hint="eastAsia"/>
-        </w:rPr>
-        <w:t xml:space="preserve">适用：高校</w:t>
-      </w:r>
-      <w:r>
-        <w:t xml:space="preserve"> / </w:t>
-      </w:r>
-      <w:r>
-        <w:rPr>
-          <w:rFonts w:hint="eastAsia"/>
-        </w:rPr>
-        <w:t xml:space="preserve">学校</w:t>
-      </w:r>
-      <w:r>
-        <w:t xml:space="preserve"> / </w:t>
-      </w:r>
-      <w:r>
-        <w:rPr>
-          <w:rFonts w:hint="eastAsia"/>
-        </w:rPr>
-        <w:t xml:space="preserve">企业全体学员</w:t>
-      </w:r>
-      <w:r>
-        <w:t xml:space="preserve"> </w:t>
-      </w:r>
-      <w:r>
-        <w:rPr>
-          <w:rFonts w:hint="eastAsia"/>
-        </w:rPr>
-        <w:t xml:space="preserve">｜</w:t>
-      </w:r>
-      <w:r>
-        <w:t xml:space="preserve"> </w:t>
-      </w:r>
-      <w:r>
-        <w:rPr>
-          <w:rFonts w:hint="eastAsia"/>
-        </w:rPr>
-        <w:t xml:space="preserve">2026-08-27（v2.1：配套</w:t>
+        <w:t xml:space="preserve">大纲（44</w:t>
+      </w:r>
+      <w:r>
+        <w:t xml:space="preserve"> </w:t>
+      </w:r>
+      <w:r>
+        <w:rPr>
+          <w:rFonts w:hint="eastAsia"/>
+        </w:rPr>
+        <w:t xml:space="preserve">页，企业版</w:t>
+      </w:r>
+      <w:r>
+        <w:t xml:space="preserve"> </w:t>
+      </w:r>
+      <w:r>
+        <w:rPr>
+          <w:rFonts w:hint="eastAsia"/>
+        </w:rPr>
+        <w:t xml:space="preserve">v3.0）。</w:t>
+      </w:r>
+      <w:r>
+        <w:t xml:space="preserve"> </w:t>
+      </w:r>
+      <w:r>
+        <w:rPr>
+          <w:rFonts w:hint="eastAsia"/>
+        </w:rPr>
+        <w:t xml:space="preserve">适用：企业全体岗位（行政/业务/技术/市场/管理层）｜</w:t>
+      </w:r>
+      <w:r>
+        <w:t xml:space="preserve"> </w:t>
+      </w:r>
+      <w:r>
+        <w:rPr>
+          <w:rFonts w:hint="eastAsia"/>
+        </w:rPr>
+        <w:t xml:space="preserve">2026-09-02（v3.0：配套</w:t>
       </w:r>
       <w:r>
         <w:t xml:space="preserve"> PPT1 </w:t>
@@ -121,7 +103,25 @@
         <w:rPr>
           <w:rFonts w:hint="eastAsia"/>
         </w:rPr>
-        <w:t xml:space="preserve">扩至</w:t>
+        <w:t xml:space="preserve">企业版</w:t>
+      </w:r>
+      <w:r>
+        <w:t xml:space="preserve"> 44 </w:t>
+      </w:r>
+      <w:r>
+        <w:rPr>
+          <w:rFonts w:hint="eastAsia"/>
+        </w:rPr>
+        <w:t xml:space="preserve">页；2026-08-27</w:t>
+      </w:r>
+      <w:r>
+        <w:t xml:space="preserve"> v2.1 </w:t>
+      </w:r>
+      <w:r>
+        <w:rPr>
+          <w:rFonts w:hint="eastAsia"/>
+        </w:rPr>
+        <w:t xml:space="preserve">曾配套</w:t>
       </w:r>
       <w:r>
         <w:t xml:space="preserve"> 33 </w:t>
@@ -130,16 +130,7 @@
         <w:rPr>
           <w:rFonts w:hint="eastAsia"/>
         </w:rPr>
-        <w:t xml:space="preserve">页，新增迭代口诀、大模型速览、多模态/AI</w:t>
-      </w:r>
-      <w:r>
-        <w:t xml:space="preserve"> </w:t>
-      </w:r>
-      <w:r>
-        <w:rPr>
-          <w:rFonts w:hint="eastAsia"/>
-        </w:rPr>
-        <w:t xml:space="preserve">创作速查）</w:t>
+        <w:t xml:space="preserve">页人人版，已删除）</w:t>
       </w:r>
     </w:p>
     <w:p>
@@ -1846,7 +1837,7 @@
         <w:rPr>
           <w:rFonts w:hint="eastAsia"/>
         </w:rPr>
-        <w:t xml:space="preserve">“你是数据分析助理。背景：以下【成绩单/销售表/统计表】。任务：找出最异常的一项并给可能原因。约束：先给结论、数字要可核对。格式：结论+依据。”</w:t>
+        <w:t xml:space="preserve">“你是数据分析助理。背景：以下【报表/销售表/统计表】。任务：找出最异常的一项并给可能原因。约束：先给结论、数字要可核对。格式：结论+依据。”</w:t>
       </w:r>
     </w:p>
     <w:p>

--- a/企业AI培训_交付包/初级课程_完整交付包/05_学员资源/学员工具包_速查卡.docx
+++ b/企业AI培训_交付包/初级课程_完整交付包/05_学员资源/学员工具包_速查卡.docx
@@ -2,7 +2,7 @@
 <file path=word/document.xml><?xml version="1.0" encoding="utf-8"?>
 <w:document xmlns:w="http://schemas.openxmlformats.org/wordprocessingml/2006/main" xmlns:m="http://schemas.openxmlformats.org/officeDocument/2006/math" xmlns:r="http://schemas.openxmlformats.org/officeDocument/2006/relationships" xmlns:o="urn:schemas-microsoft-com:office:office" xmlns:v="urn:schemas-microsoft-com:vml" xmlns:w10="urn:schemas-microsoft-com:office:word" xmlns:a="http://schemas.openxmlformats.org/drawingml/2006/main" xmlns:pic="http://schemas.openxmlformats.org/drawingml/2006/picture" xmlns:wp="http://schemas.openxmlformats.org/drawingml/2006/wordprocessingDrawing">
   <w:body>
-    <w:bookmarkStart w:id="14" w:name="学员工具包-速查卡随课发放-企业版-v3.0"/>
+    <w:bookmarkStart w:id="15" w:name="学员工具包-速查卡随课发放-企业版-v3.1"/>
     <w:p>
       <w:pPr>
         <w:pStyle w:val="Heading1"/>
@@ -38,7 +38,7 @@
         <w:rPr>
           <w:rFonts w:hint="eastAsia"/>
         </w:rPr>
-        <w:t xml:space="preserve">v3.0）</w:t>
+        <w:t xml:space="preserve">v3.1）</w:t>
       </w:r>
     </w:p>
     <w:p>
@@ -58,7 +58,7 @@
         <w:rPr>
           <w:rFonts w:hint="eastAsia"/>
         </w:rPr>
-        <w:t xml:space="preserve">大纲（44</w:t>
+        <w:t xml:space="preserve">大纲（45</w:t>
       </w:r>
       <w:r>
         <w:t xml:space="preserve"> </w:t>
@@ -94,7 +94,7 @@
         <w:rPr>
           <w:rFonts w:hint="eastAsia"/>
         </w:rPr>
-        <w:t xml:space="preserve">2026-09-02（v3.0：配套</w:t>
+        <w:t xml:space="preserve">2026-09-04（v3.1：配套</w:t>
       </w:r>
       <w:r>
         <w:t xml:space="preserve"> PPT1 </w:t>
@@ -106,13 +106,31 @@
         <w:t xml:space="preserve">企业版</w:t>
       </w:r>
       <w:r>
-        <w:t xml:space="preserve"> 44 </w:t>
-      </w:r>
-      <w:r>
-        <w:rPr>
-          <w:rFonts w:hint="eastAsia"/>
-        </w:rPr>
-        <w:t xml:space="preserve">页；2026-08-27</w:t>
+        <w:t xml:space="preserve"> 45 </w:t>
+      </w:r>
+      <w:r>
+        <w:rPr>
+          <w:rFonts w:hint="eastAsia"/>
+        </w:rPr>
+        <w:t xml:space="preserve">页，新增</w:t>
+      </w:r>
+      <w:r>
+        <w:t xml:space="preserve"> P2 </w:t>
+      </w:r>
+      <w:r>
+        <w:rPr>
+          <w:rFonts w:hint="eastAsia"/>
+        </w:rPr>
+        <w:t xml:space="preserve">名词速览</w:t>
+      </w:r>
+      <w:r>
+        <w:t xml:space="preserve"> + </w:t>
+      </w:r>
+      <w:r>
+        <w:rPr>
+          <w:rFonts w:hint="eastAsia"/>
+        </w:rPr>
+        <w:t xml:space="preserve">速查卡术语表；2026-08-27</w:t>
       </w:r>
       <w:r>
         <w:t xml:space="preserve"> v2.1 </w:t>
@@ -140,304 +158,6 @@
         </w:pict>
       </w:r>
     </w:p>
-    <w:bookmarkStart w:id="9" w:name="一提示词五要素模板填空即用"/>
-    <w:p>
-      <w:pPr>
-        <w:pStyle w:val="Heading2"/>
-      </w:pPr>
-      <w:r>
-        <w:rPr>
-          <w:rFonts w:hint="eastAsia"/>
-        </w:rPr>
-        <w:t xml:space="preserve">一、提示词五要素模板（填空即用）</w:t>
-      </w:r>
-    </w:p>
-    <w:p>
-      <w:pPr>
-        <w:pStyle w:val="SourceCode"/>
-      </w:pPr>
-      <w:r>
-        <w:rPr>
-          <w:rStyle w:val="VerbatimChar"/>
-          <w:rFonts w:hint="eastAsia"/>
-        </w:rPr>
-        <w:t xml:space="preserve">角色：你是【XX</w:t>
-      </w:r>
-      <w:r>
-        <w:rPr>
-          <w:rStyle w:val="VerbatimChar"/>
-        </w:rPr>
-        <w:t xml:space="preserve"> </w:t>
-      </w:r>
-      <w:r>
-        <w:rPr>
-          <w:rStyle w:val="VerbatimChar"/>
-          <w:rFonts w:hint="eastAsia"/>
-        </w:rPr>
-        <w:t xml:space="preserve">领域】的专家</w:t>
-      </w:r>
-      <w:r>
-        <w:br/>
-      </w:r>
-      <w:r>
-        <w:rPr>
-          <w:rStyle w:val="VerbatimChar"/>
-          <w:rFonts w:hint="eastAsia"/>
-        </w:rPr>
-        <w:t xml:space="preserve">背景：当前情况/对象/已知条件是【……】</w:t>
-      </w:r>
-      <w:r>
-        <w:br/>
-      </w:r>
-      <w:r>
-        <w:rPr>
-          <w:rStyle w:val="VerbatimChar"/>
-          <w:rFonts w:hint="eastAsia"/>
-        </w:rPr>
-        <w:t xml:space="preserve">任务：请帮我【做什么】</w:t>
-      </w:r>
-      <w:r>
-        <w:br/>
-      </w:r>
-      <w:r>
-        <w:rPr>
-          <w:rStyle w:val="VerbatimChar"/>
-          <w:rFonts w:hint="eastAsia"/>
-        </w:rPr>
-        <w:t xml:space="preserve">约束：长度/语气/禁忌/必须包含【……】</w:t>
-      </w:r>
-      <w:r>
-        <w:br/>
-      </w:r>
-      <w:r>
-        <w:rPr>
-          <w:rStyle w:val="VerbatimChar"/>
-          <w:rFonts w:hint="eastAsia"/>
-        </w:rPr>
-        <w:t xml:space="preserve">格式：用【列表/表格/邮件体】输出</w:t>
-      </w:r>
-    </w:p>
-    <w:p>
-      <w:pPr>
-        <w:pStyle w:val="FirstParagraph"/>
-      </w:pPr>
-      <w:r>
-        <w:rPr>
-          <w:rFonts w:hint="eastAsia"/>
-          <w:b/>
-          <w:bCs/>
-        </w:rPr>
-        <w:t xml:space="preserve">口诀</w:t>
-      </w:r>
-      <w:r>
-        <w:rPr>
-          <w:rFonts w:hint="eastAsia"/>
-        </w:rPr>
-        <w:t xml:space="preserve">：角色+背景+任务+约束+格式，五样缺一样，结果就飘。</w:t>
-      </w:r>
-    </w:p>
-    <w:p>
-      <w:pPr>
-        <w:pStyle w:val="BodyText"/>
-      </w:pPr>
-      <w:r>
-        <w:rPr>
-          <w:rFonts w:hint="eastAsia"/>
-          <w:b/>
-          <w:bCs/>
-        </w:rPr>
-        <w:t xml:space="preserve">三版迭代法</w:t>
-      </w:r>
-      <w:r>
-        <w:rPr>
-          <w:rFonts w:hint="eastAsia"/>
-        </w:rPr>
-        <w:t xml:space="preserve">：第</w:t>
-      </w:r>
-      <w:r>
-        <w:t xml:space="preserve"> 1 </w:t>
-      </w:r>
-      <w:r>
-        <w:rPr>
-          <w:rFonts w:hint="eastAsia"/>
-        </w:rPr>
-        <w:t xml:space="preserve">版出草稿</w:t>
-      </w:r>
-      <w:r>
-        <w:t xml:space="preserve"> → </w:t>
-      </w:r>
-      <w:r>
-        <w:rPr>
-          <w:rFonts w:hint="eastAsia"/>
-        </w:rPr>
-        <w:t xml:space="preserve">第</w:t>
-      </w:r>
-      <w:r>
-        <w:t xml:space="preserve"> 2 </w:t>
-      </w:r>
-      <w:r>
-        <w:rPr>
-          <w:rFonts w:hint="eastAsia"/>
-        </w:rPr>
-        <w:t xml:space="preserve">版指出问题让它改</w:t>
-      </w:r>
-      <w:r>
-        <w:t xml:space="preserve"> → </w:t>
-      </w:r>
-      <w:r>
-        <w:rPr>
-          <w:rFonts w:hint="eastAsia"/>
-        </w:rPr>
-        <w:t xml:space="preserve">第</w:t>
-      </w:r>
-      <w:r>
-        <w:t xml:space="preserve"> 3 </w:t>
-      </w:r>
-      <w:r>
-        <w:rPr>
-          <w:rFonts w:hint="eastAsia"/>
-        </w:rPr>
-        <w:t xml:space="preserve">版微调定稿。口诀：</w:t>
-      </w:r>
-      <w:r>
-        <w:rPr>
-          <w:rFonts w:hint="eastAsia"/>
-          <w:b/>
-          <w:bCs/>
-        </w:rPr>
-        <w:t xml:space="preserve">一版是毛坯，三版是成品。</w:t>
-      </w:r>
-      <w:r>
-        <w:t xml:space="preserve"> </w:t>
-      </w:r>
-      <w:r>
-        <w:rPr>
-          <w:rFonts w:hint="eastAsia"/>
-          <w:b/>
-          <w:bCs/>
-        </w:rPr>
-        <w:t xml:space="preserve">进阶两技巧</w:t>
-      </w:r>
-      <w:r>
-        <w:rPr>
-          <w:rFonts w:hint="eastAsia"/>
-        </w:rPr>
-        <w:t xml:space="preserve">：①</w:t>
-      </w:r>
-      <w:r>
-        <w:t xml:space="preserve"> </w:t>
-      </w:r>
-      <w:r>
-        <w:rPr>
-          <w:rFonts w:hint="eastAsia"/>
-        </w:rPr>
-        <w:t xml:space="preserve">给它例子（</w:t>
-      </w:r>
-      <w:r>
-        <w:rPr>
-          <w:rFonts w:hint="eastAsia"/>
-        </w:rPr>
-        <w:t xml:space="preserve">“仿照上个月的格式写”</w:t>
-      </w:r>
-      <w:r>
-        <w:rPr>
-          <w:rFonts w:hint="eastAsia"/>
-        </w:rPr>
-        <w:t xml:space="preserve">）②</w:t>
-      </w:r>
-      <w:r>
-        <w:t xml:space="preserve"> </w:t>
-      </w:r>
-      <w:r>
-        <w:rPr>
-          <w:rFonts w:hint="eastAsia"/>
-        </w:rPr>
-        <w:t xml:space="preserve">让它一步步想（</w:t>
-      </w:r>
-      <w:r>
-        <w:rPr>
-          <w:rFonts w:hint="eastAsia"/>
-        </w:rPr>
-        <w:t xml:space="preserve">“请一步步分析”</w:t>
-      </w:r>
-      <w:r>
-        <w:rPr>
-          <w:rFonts w:hint="eastAsia"/>
-        </w:rPr>
-        <w:t xml:space="preserve">）。</w:t>
-      </w:r>
-      <w:r>
-        <w:t xml:space="preserve"> </w:t>
-      </w:r>
-      <w:r>
-        <w:rPr>
-          <w:rFonts w:hint="eastAsia"/>
-          <w:b/>
-          <w:bCs/>
-        </w:rPr>
-        <w:t xml:space="preserve">四大坑</w:t>
-      </w:r>
-      <w:r>
-        <w:rPr>
-          <w:rFonts w:hint="eastAsia"/>
-        </w:rPr>
-        <w:t xml:space="preserve">：问题太泛</w:t>
-      </w:r>
-      <w:r>
-        <w:t xml:space="preserve"> </w:t>
-      </w:r>
-      <w:r>
-        <w:rPr>
-          <w:rFonts w:hint="eastAsia"/>
-        </w:rPr>
-        <w:t xml:space="preserve">｜</w:t>
-      </w:r>
-      <w:r>
-        <w:t xml:space="preserve"> </w:t>
-      </w:r>
-      <w:r>
-        <w:rPr>
-          <w:rFonts w:hint="eastAsia"/>
-        </w:rPr>
-        <w:t xml:space="preserve">没给背景</w:t>
-      </w:r>
-      <w:r>
-        <w:t xml:space="preserve"> </w:t>
-      </w:r>
-      <w:r>
-        <w:rPr>
-          <w:rFonts w:hint="eastAsia"/>
-        </w:rPr>
-        <w:t xml:space="preserve">｜</w:t>
-      </w:r>
-      <w:r>
-        <w:t xml:space="preserve"> </w:t>
-      </w:r>
-      <w:r>
-        <w:rPr>
-          <w:rFonts w:hint="eastAsia"/>
-        </w:rPr>
-        <w:t xml:space="preserve">一次塞太多</w:t>
-      </w:r>
-      <w:r>
-        <w:t xml:space="preserve"> </w:t>
-      </w:r>
-      <w:r>
-        <w:rPr>
-          <w:rFonts w:hint="eastAsia"/>
-        </w:rPr>
-        <w:t xml:space="preserve">｜</w:t>
-      </w:r>
-      <w:r>
-        <w:t xml:space="preserve"> </w:t>
-      </w:r>
-      <w:r>
-        <w:rPr>
-          <w:rFonts w:hint="eastAsia"/>
-        </w:rPr>
-        <w:t xml:space="preserve">逼它”保证正确”。</w:t>
-      </w:r>
-    </w:p>
     <w:p>
       <w:r>
         <w:pict>
@@ -445,8 +165,823 @@
         </w:pict>
       </w:r>
     </w:p>
+    <w:bookmarkStart w:id="9" w:name="个名词秒懂对应-ppt-p2先扫一眼再往下"/>
+    <w:p>
+      <w:pPr>
+        <w:pStyle w:val="Heading2"/>
+      </w:pPr>
+      <w:r>
+        <w:t xml:space="preserve">〇、12 </w:t>
+      </w:r>
+      <w:r>
+        <w:rPr>
+          <w:rFonts w:hint="eastAsia"/>
+        </w:rPr>
+        <w:t xml:space="preserve">个名词秒懂（对应</w:t>
+      </w:r>
+      <w:r>
+        <w:t xml:space="preserve"> PPT </w:t>
+      </w:r>
+      <w:r>
+        <w:rPr>
+          <w:rFonts w:hint="eastAsia"/>
+        </w:rPr>
+        <w:t xml:space="preserve">P2，先扫一眼再往下）</w:t>
+      </w:r>
+    </w:p>
+    <w:tbl>
+      <w:tblPr>
+        <w:tblStyle w:val="Table"/>
+        <w:tblW w:type="auto" w:w="0"/>
+        <w:tblLook w:firstRow="1" w:lastRow="0" w:firstColumn="0" w:lastColumn="0" w:noHBand="0" w:noVBand="0" w:val="0020"/>
+      </w:tblPr>
+      <w:tblGrid>
+        <w:gridCol w:w="3960"/>
+        <w:gridCol w:w="3960"/>
+      </w:tblGrid>
+      <w:tr>
+        <w:trPr>
+          <w:tblHeader w:val="on"/>
+        </w:trPr>
+        <w:tc>
+          <w:tcPr/>
+          <w:p>
+            <w:pPr>
+              <w:pStyle w:val="Compact"/>
+            </w:pPr>
+            <w:r>
+              <w:rPr>
+                <w:rFonts w:hint="eastAsia"/>
+              </w:rPr>
+              <w:t xml:space="preserve">名词</w:t>
+            </w:r>
+          </w:p>
+        </w:tc>
+        <w:tc>
+          <w:tcPr/>
+          <w:p>
+            <w:pPr>
+              <w:pStyle w:val="Compact"/>
+            </w:pPr>
+            <w:r>
+              <w:rPr>
+                <w:rFonts w:hint="eastAsia"/>
+              </w:rPr>
+              <w:t xml:space="preserve">一句话</w:t>
+            </w:r>
+          </w:p>
+        </w:tc>
+      </w:tr>
+      <w:tr>
+        <w:tc>
+          <w:tcPr/>
+          <w:p>
+            <w:pPr>
+              <w:pStyle w:val="Compact"/>
+            </w:pPr>
+            <w:r>
+              <w:rPr>
+                <w:rFonts w:hint="eastAsia"/>
+              </w:rPr>
+              <w:t xml:space="preserve">大模型</w:t>
+            </w:r>
+            <w:r>
+              <w:t xml:space="preserve"> / LLM</w:t>
+            </w:r>
+          </w:p>
+        </w:tc>
+        <w:tc>
+          <w:tcPr/>
+          <w:p>
+            <w:pPr>
+              <w:pStyle w:val="Compact"/>
+            </w:pPr>
+            <w:r>
+              <w:rPr>
+                <w:rFonts w:hint="eastAsia"/>
+              </w:rPr>
+              <w:t xml:space="preserve">海量文本训练的「超级接话员」，会写会答会生成</w:t>
+            </w:r>
+          </w:p>
+        </w:tc>
+      </w:tr>
+      <w:tr>
+        <w:tc>
+          <w:tcPr/>
+          <w:p>
+            <w:pPr>
+              <w:pStyle w:val="Compact"/>
+            </w:pPr>
+            <w:r>
+              <w:rPr>
+                <w:rFonts w:hint="eastAsia"/>
+              </w:rPr>
+              <w:t xml:space="preserve">幻觉</w:t>
+            </w:r>
+          </w:p>
+        </w:tc>
+        <w:tc>
+          <w:tcPr/>
+          <w:p>
+            <w:pPr>
+              <w:pStyle w:val="Compact"/>
+            </w:pPr>
+            <w:r>
+              <w:rPr>
+                <w:rFonts w:hint="eastAsia"/>
+              </w:rPr>
+              <w:t xml:space="preserve">一本正经编造事实/数字/引用，关键信息必须核实</w:t>
+            </w:r>
+          </w:p>
+        </w:tc>
+      </w:tr>
+      <w:tr>
+        <w:tc>
+          <w:tcPr/>
+          <w:p>
+            <w:pPr>
+              <w:pStyle w:val="Compact"/>
+            </w:pPr>
+            <w:r>
+              <w:rPr>
+                <w:rFonts w:hint="eastAsia"/>
+              </w:rPr>
+              <w:t xml:space="preserve">提示词</w:t>
+            </w:r>
+          </w:p>
+        </w:tc>
+        <w:tc>
+          <w:tcPr/>
+          <w:p>
+            <w:pPr>
+              <w:pStyle w:val="Compact"/>
+            </w:pPr>
+            <w:r>
+              <w:rPr>
+                <w:rFonts w:hint="eastAsia"/>
+              </w:rPr>
+              <w:t xml:space="preserve">你发给</w:t>
+            </w:r>
+            <w:r>
+              <w:t xml:space="preserve"> AI </w:t>
+            </w:r>
+            <w:r>
+              <w:rPr>
+                <w:rFonts w:hint="eastAsia"/>
+              </w:rPr>
+              <w:t xml:space="preserve">的话；要求写清楚，它才答得准</w:t>
+            </w:r>
+          </w:p>
+        </w:tc>
+      </w:tr>
+      <w:tr>
+        <w:tc>
+          <w:tcPr/>
+          <w:p>
+            <w:pPr>
+              <w:pStyle w:val="Compact"/>
+            </w:pPr>
+            <w:r>
+              <w:rPr>
+                <w:rFonts w:hint="eastAsia"/>
+              </w:rPr>
+              <w:t xml:space="preserve">上下文窗口</w:t>
+            </w:r>
+          </w:p>
+        </w:tc>
+        <w:tc>
+          <w:tcPr/>
+          <w:p>
+            <w:pPr>
+              <w:pStyle w:val="Compact"/>
+            </w:pPr>
+            <w:r>
+              <w:t xml:space="preserve">AI </w:t>
+            </w:r>
+            <w:r>
+              <w:rPr>
+                <w:rFonts w:hint="eastAsia"/>
+              </w:rPr>
+              <w:t xml:space="preserve">一次能「记住」的长度，主流已到百万字</w:t>
+            </w:r>
+          </w:p>
+        </w:tc>
+      </w:tr>
+      <w:tr>
+        <w:tc>
+          <w:tcPr/>
+          <w:p>
+            <w:pPr>
+              <w:pStyle w:val="Compact"/>
+            </w:pPr>
+            <w:r>
+              <w:rPr>
+                <w:rFonts w:hint="eastAsia"/>
+              </w:rPr>
+              <w:t xml:space="preserve">参数</w:t>
+            </w:r>
+            <w:r>
+              <w:t xml:space="preserve"> 7B/70B</w:t>
+            </w:r>
+          </w:p>
+        </w:tc>
+        <w:tc>
+          <w:tcPr/>
+          <w:p>
+            <w:pPr>
+              <w:pStyle w:val="Compact"/>
+            </w:pPr>
+            <w:r>
+              <w:rPr>
+                <w:rFonts w:hint="eastAsia"/>
+              </w:rPr>
+              <w:t xml:space="preserve">模型「大脑」大小，B=十亿，70B≈一张高端显卡</w:t>
+            </w:r>
+          </w:p>
+        </w:tc>
+      </w:tr>
+      <w:tr>
+        <w:tc>
+          <w:tcPr/>
+          <w:p>
+            <w:pPr>
+              <w:pStyle w:val="Compact"/>
+            </w:pPr>
+            <w:r>
+              <w:t xml:space="preserve">RAG </w:t>
+            </w:r>
+            <w:r>
+              <w:rPr>
+                <w:rFonts w:hint="eastAsia"/>
+              </w:rPr>
+              <w:t xml:space="preserve">知识库</w:t>
+            </w:r>
+          </w:p>
+        </w:tc>
+        <w:tc>
+          <w:tcPr/>
+          <w:p>
+            <w:pPr>
+              <w:pStyle w:val="Compact"/>
+            </w:pPr>
+            <w:r>
+              <w:rPr>
+                <w:rFonts w:hint="eastAsia"/>
+              </w:rPr>
+              <w:t xml:space="preserve">喂单位资料，让</w:t>
+            </w:r>
+            <w:r>
+              <w:t xml:space="preserve"> AI </w:t>
+            </w:r>
+            <w:r>
+              <w:rPr>
+                <w:rFonts w:hint="eastAsia"/>
+              </w:rPr>
+              <w:t xml:space="preserve">照着答、带出处</w:t>
+            </w:r>
+          </w:p>
+        </w:tc>
+      </w:tr>
+      <w:tr>
+        <w:tc>
+          <w:tcPr/>
+          <w:p>
+            <w:pPr>
+              <w:pStyle w:val="Compact"/>
+            </w:pPr>
+            <w:r>
+              <w:t xml:space="preserve">Agent </w:t>
+            </w:r>
+            <w:r>
+              <w:rPr>
+                <w:rFonts w:hint="eastAsia"/>
+              </w:rPr>
+              <w:t xml:space="preserve">智能体</w:t>
+            </w:r>
+          </w:p>
+        </w:tc>
+        <w:tc>
+          <w:tcPr/>
+          <w:p>
+            <w:pPr>
+              <w:pStyle w:val="Compact"/>
+            </w:pPr>
+            <w:r>
+              <w:rPr>
+                <w:rFonts w:hint="eastAsia"/>
+              </w:rPr>
+              <w:t xml:space="preserve">自己拆任务、调工具、干完再查，不只是聊天</w:t>
+            </w:r>
+          </w:p>
+        </w:tc>
+      </w:tr>
+      <w:tr>
+        <w:tc>
+          <w:tcPr/>
+          <w:p>
+            <w:pPr>
+              <w:pStyle w:val="Compact"/>
+            </w:pPr>
+            <w:r>
+              <w:t xml:space="preserve">Copilot </w:t>
+            </w:r>
+            <w:r>
+              <w:rPr>
+                <w:rFonts w:hint="eastAsia"/>
+              </w:rPr>
+              <w:t xml:space="preserve">副驾</w:t>
+            </w:r>
+          </w:p>
+        </w:tc>
+        <w:tc>
+          <w:tcPr/>
+          <w:p>
+            <w:pPr>
+              <w:pStyle w:val="Compact"/>
+            </w:pPr>
+            <w:r>
+              <w:t xml:space="preserve">AI </w:t>
+            </w:r>
+            <w:r>
+              <w:rPr>
+                <w:rFonts w:hint="eastAsia"/>
+              </w:rPr>
+              <w:t xml:space="preserve">起草、人拍板的协作方式，安全等级最稳</w:t>
+            </w:r>
+          </w:p>
+        </w:tc>
+      </w:tr>
+      <w:tr>
+        <w:tc>
+          <w:tcPr/>
+          <w:p>
+            <w:pPr>
+              <w:pStyle w:val="Compact"/>
+            </w:pPr>
+            <w:r>
+              <w:t xml:space="preserve">token</w:t>
+            </w:r>
+          </w:p>
+        </w:tc>
+        <w:tc>
+          <w:tcPr/>
+          <w:p>
+            <w:pPr>
+              <w:pStyle w:val="Compact"/>
+            </w:pPr>
+            <w:r>
+              <w:t xml:space="preserve">AI </w:t>
+            </w:r>
+            <w:r>
+              <w:rPr>
+                <w:rFonts w:hint="eastAsia"/>
+              </w:rPr>
+              <w:t xml:space="preserve">计费最小单位，100</w:t>
+            </w:r>
+            <w:r>
+              <w:t xml:space="preserve"> </w:t>
+            </w:r>
+            <w:r>
+              <w:rPr>
+                <w:rFonts w:hint="eastAsia"/>
+              </w:rPr>
+              <w:t xml:space="preserve">万</w:t>
+            </w:r>
+            <w:r>
+              <w:t xml:space="preserve"> token ≈ 70 </w:t>
+            </w:r>
+            <w:r>
+              <w:rPr>
+                <w:rFonts w:hint="eastAsia"/>
+              </w:rPr>
+              <w:t xml:space="preserve">万字</w:t>
+            </w:r>
+          </w:p>
+        </w:tc>
+      </w:tr>
+      <w:tr>
+        <w:tc>
+          <w:tcPr/>
+          <w:p>
+            <w:pPr>
+              <w:pStyle w:val="Compact"/>
+            </w:pPr>
+            <w:r>
+              <w:rPr>
+                <w:rFonts w:hint="eastAsia"/>
+              </w:rPr>
+              <w:t xml:space="preserve">影子</w:t>
+            </w:r>
+            <w:r>
+              <w:t xml:space="preserve"> AI</w:t>
+            </w:r>
+          </w:p>
+        </w:tc>
+        <w:tc>
+          <w:tcPr/>
+          <w:p>
+            <w:pPr>
+              <w:pStyle w:val="Compact"/>
+            </w:pPr>
+            <w:r>
+              <w:rPr>
+                <w:rFonts w:hint="eastAsia"/>
+              </w:rPr>
+              <w:t xml:space="preserve">偷偷用没批准的工具，数据泄露头号隐患</w:t>
+            </w:r>
+          </w:p>
+        </w:tc>
+      </w:tr>
+      <w:tr>
+        <w:tc>
+          <w:tcPr/>
+          <w:p>
+            <w:pPr>
+              <w:pStyle w:val="Compact"/>
+            </w:pPr>
+            <w:r>
+              <w:t xml:space="preserve">AI </w:t>
+            </w:r>
+            <w:r>
+              <w:rPr>
+                <w:rFonts w:hint="eastAsia"/>
+              </w:rPr>
+              <w:t xml:space="preserve">素养</w:t>
+            </w:r>
+          </w:p>
+        </w:tc>
+        <w:tc>
+          <w:tcPr/>
+          <w:p>
+            <w:pPr>
+              <w:pStyle w:val="Compact"/>
+            </w:pPr>
+            <w:r>
+              <w:rPr>
+                <w:rFonts w:hint="eastAsia"/>
+              </w:rPr>
+              <w:t xml:space="preserve">会用</w:t>
+            </w:r>
+            <w:r>
+              <w:t xml:space="preserve"> + </w:t>
+            </w:r>
+            <w:r>
+              <w:rPr>
+                <w:rFonts w:hint="eastAsia"/>
+              </w:rPr>
+              <w:t xml:space="preserve">会判断</w:t>
+            </w:r>
+            <w:r>
+              <w:t xml:space="preserve"> + </w:t>
+            </w:r>
+            <w:r>
+              <w:rPr>
+                <w:rFonts w:hint="eastAsia"/>
+              </w:rPr>
+              <w:t xml:space="preserve">知红线，三样缺一不可</w:t>
+            </w:r>
+          </w:p>
+        </w:tc>
+      </w:tr>
+      <w:tr>
+        <w:tc>
+          <w:tcPr/>
+          <w:p>
+            <w:pPr>
+              <w:pStyle w:val="Compact"/>
+            </w:pPr>
+            <w:r>
+              <w:rPr>
+                <w:rFonts w:hint="eastAsia"/>
+              </w:rPr>
+              <w:t xml:space="preserve">数据分级</w:t>
+            </w:r>
+          </w:p>
+        </w:tc>
+        <w:tc>
+          <w:tcPr/>
+          <w:p>
+            <w:pPr>
+              <w:pStyle w:val="Compact"/>
+            </w:pPr>
+            <w:r>
+              <w:rPr>
+                <w:rFonts w:hint="eastAsia"/>
+              </w:rPr>
+              <w:t xml:space="preserve">绿/黄/红：公开直接用、内部脱敏用、核心绝不喂</w:t>
+            </w:r>
+          </w:p>
+        </w:tc>
+      </w:tr>
+    </w:tbl>
     <w:bookmarkEnd w:id="9"/>
-    <w:bookmarkStart w:id="10" w:name="二工具全景速查六大类"/>
+    <w:bookmarkStart w:id="10" w:name="一提示词五要素模板填空即用"/>
+    <w:p>
+      <w:pPr>
+        <w:pStyle w:val="Heading2"/>
+      </w:pPr>
+      <w:r>
+        <w:rPr>
+          <w:rFonts w:hint="eastAsia"/>
+        </w:rPr>
+        <w:t xml:space="preserve">一、提示词五要素模板（填空即用）</w:t>
+      </w:r>
+    </w:p>
+    <w:p>
+      <w:pPr>
+        <w:pStyle w:val="SourceCode"/>
+      </w:pPr>
+      <w:r>
+        <w:rPr>
+          <w:rStyle w:val="VerbatimChar"/>
+          <w:rFonts w:hint="eastAsia"/>
+        </w:rPr>
+        <w:t xml:space="preserve">角色：你是【XX</w:t>
+      </w:r>
+      <w:r>
+        <w:rPr>
+          <w:rStyle w:val="VerbatimChar"/>
+        </w:rPr>
+        <w:t xml:space="preserve"> </w:t>
+      </w:r>
+      <w:r>
+        <w:rPr>
+          <w:rStyle w:val="VerbatimChar"/>
+          <w:rFonts w:hint="eastAsia"/>
+        </w:rPr>
+        <w:t xml:space="preserve">领域】的专家</w:t>
+      </w:r>
+      <w:r>
+        <w:br/>
+      </w:r>
+      <w:r>
+        <w:rPr>
+          <w:rStyle w:val="VerbatimChar"/>
+          <w:rFonts w:hint="eastAsia"/>
+        </w:rPr>
+        <w:t xml:space="preserve">背景：当前情况/对象/已知条件是【……】</w:t>
+      </w:r>
+      <w:r>
+        <w:br/>
+      </w:r>
+      <w:r>
+        <w:rPr>
+          <w:rStyle w:val="VerbatimChar"/>
+          <w:rFonts w:hint="eastAsia"/>
+        </w:rPr>
+        <w:t xml:space="preserve">任务：请帮我【做什么】</w:t>
+      </w:r>
+      <w:r>
+        <w:br/>
+      </w:r>
+      <w:r>
+        <w:rPr>
+          <w:rStyle w:val="VerbatimChar"/>
+          <w:rFonts w:hint="eastAsia"/>
+        </w:rPr>
+        <w:t xml:space="preserve">约束：长度/语气/禁忌/必须包含【……】</w:t>
+      </w:r>
+      <w:r>
+        <w:br/>
+      </w:r>
+      <w:r>
+        <w:rPr>
+          <w:rStyle w:val="VerbatimChar"/>
+          <w:rFonts w:hint="eastAsia"/>
+        </w:rPr>
+        <w:t xml:space="preserve">格式：用【列表/表格/邮件体】输出</w:t>
+      </w:r>
+    </w:p>
+    <w:p>
+      <w:pPr>
+        <w:pStyle w:val="FirstParagraph"/>
+      </w:pPr>
+      <w:r>
+        <w:rPr>
+          <w:rFonts w:hint="eastAsia"/>
+          <w:b/>
+          <w:bCs/>
+        </w:rPr>
+        <w:t xml:space="preserve">口诀</w:t>
+      </w:r>
+      <w:r>
+        <w:rPr>
+          <w:rFonts w:hint="eastAsia"/>
+        </w:rPr>
+        <w:t xml:space="preserve">：角色+背景+任务+约束+格式，五样缺一样，结果就飘。</w:t>
+      </w:r>
+    </w:p>
+    <w:p>
+      <w:pPr>
+        <w:pStyle w:val="BodyText"/>
+      </w:pPr>
+      <w:r>
+        <w:rPr>
+          <w:rFonts w:hint="eastAsia"/>
+          <w:b/>
+          <w:bCs/>
+        </w:rPr>
+        <w:t xml:space="preserve">三版迭代法</w:t>
+      </w:r>
+      <w:r>
+        <w:rPr>
+          <w:rFonts w:hint="eastAsia"/>
+        </w:rPr>
+        <w:t xml:space="preserve">：第</w:t>
+      </w:r>
+      <w:r>
+        <w:t xml:space="preserve"> 1 </w:t>
+      </w:r>
+      <w:r>
+        <w:rPr>
+          <w:rFonts w:hint="eastAsia"/>
+        </w:rPr>
+        <w:t xml:space="preserve">版出草稿</w:t>
+      </w:r>
+      <w:r>
+        <w:t xml:space="preserve"> → </w:t>
+      </w:r>
+      <w:r>
+        <w:rPr>
+          <w:rFonts w:hint="eastAsia"/>
+        </w:rPr>
+        <w:t xml:space="preserve">第</w:t>
+      </w:r>
+      <w:r>
+        <w:t xml:space="preserve"> 2 </w:t>
+      </w:r>
+      <w:r>
+        <w:rPr>
+          <w:rFonts w:hint="eastAsia"/>
+        </w:rPr>
+        <w:t xml:space="preserve">版指出问题让它改</w:t>
+      </w:r>
+      <w:r>
+        <w:t xml:space="preserve"> → </w:t>
+      </w:r>
+      <w:r>
+        <w:rPr>
+          <w:rFonts w:hint="eastAsia"/>
+        </w:rPr>
+        <w:t xml:space="preserve">第</w:t>
+      </w:r>
+      <w:r>
+        <w:t xml:space="preserve"> 3 </w:t>
+      </w:r>
+      <w:r>
+        <w:rPr>
+          <w:rFonts w:hint="eastAsia"/>
+        </w:rPr>
+        <w:t xml:space="preserve">版微调定稿。口诀：</w:t>
+      </w:r>
+      <w:r>
+        <w:rPr>
+          <w:rFonts w:hint="eastAsia"/>
+          <w:b/>
+          <w:bCs/>
+        </w:rPr>
+        <w:t xml:space="preserve">一版是毛坯，三版是成品。</w:t>
+      </w:r>
+      <w:r>
+        <w:t xml:space="preserve"> </w:t>
+      </w:r>
+      <w:r>
+        <w:rPr>
+          <w:rFonts w:hint="eastAsia"/>
+          <w:b/>
+          <w:bCs/>
+        </w:rPr>
+        <w:t xml:space="preserve">进阶两技巧</w:t>
+      </w:r>
+      <w:r>
+        <w:rPr>
+          <w:rFonts w:hint="eastAsia"/>
+        </w:rPr>
+        <w:t xml:space="preserve">：①</w:t>
+      </w:r>
+      <w:r>
+        <w:t xml:space="preserve"> </w:t>
+      </w:r>
+      <w:r>
+        <w:rPr>
+          <w:rFonts w:hint="eastAsia"/>
+        </w:rPr>
+        <w:t xml:space="preserve">给它例子（</w:t>
+      </w:r>
+      <w:r>
+        <w:rPr>
+          <w:rFonts w:hint="eastAsia"/>
+        </w:rPr>
+        <w:t xml:space="preserve">“仿照上个月的格式写”</w:t>
+      </w:r>
+      <w:r>
+        <w:rPr>
+          <w:rFonts w:hint="eastAsia"/>
+        </w:rPr>
+        <w:t xml:space="preserve">）②</w:t>
+      </w:r>
+      <w:r>
+        <w:t xml:space="preserve"> </w:t>
+      </w:r>
+      <w:r>
+        <w:rPr>
+          <w:rFonts w:hint="eastAsia"/>
+        </w:rPr>
+        <w:t xml:space="preserve">让它一步步想（</w:t>
+      </w:r>
+      <w:r>
+        <w:rPr>
+          <w:rFonts w:hint="eastAsia"/>
+        </w:rPr>
+        <w:t xml:space="preserve">“请一步步分析”</w:t>
+      </w:r>
+      <w:r>
+        <w:rPr>
+          <w:rFonts w:hint="eastAsia"/>
+        </w:rPr>
+        <w:t xml:space="preserve">）。</w:t>
+      </w:r>
+      <w:r>
+        <w:t xml:space="preserve"> </w:t>
+      </w:r>
+      <w:r>
+        <w:rPr>
+          <w:rFonts w:hint="eastAsia"/>
+          <w:b/>
+          <w:bCs/>
+        </w:rPr>
+        <w:t xml:space="preserve">四大坑</w:t>
+      </w:r>
+      <w:r>
+        <w:rPr>
+          <w:rFonts w:hint="eastAsia"/>
+        </w:rPr>
+        <w:t xml:space="preserve">：问题太泛</w:t>
+      </w:r>
+      <w:r>
+        <w:t xml:space="preserve"> </w:t>
+      </w:r>
+      <w:r>
+        <w:rPr>
+          <w:rFonts w:hint="eastAsia"/>
+        </w:rPr>
+        <w:t xml:space="preserve">｜</w:t>
+      </w:r>
+      <w:r>
+        <w:t xml:space="preserve"> </w:t>
+      </w:r>
+      <w:r>
+        <w:rPr>
+          <w:rFonts w:hint="eastAsia"/>
+        </w:rPr>
+        <w:t xml:space="preserve">没给背景</w:t>
+      </w:r>
+      <w:r>
+        <w:t xml:space="preserve"> </w:t>
+      </w:r>
+      <w:r>
+        <w:rPr>
+          <w:rFonts w:hint="eastAsia"/>
+        </w:rPr>
+        <w:t xml:space="preserve">｜</w:t>
+      </w:r>
+      <w:r>
+        <w:t xml:space="preserve"> </w:t>
+      </w:r>
+      <w:r>
+        <w:rPr>
+          <w:rFonts w:hint="eastAsia"/>
+        </w:rPr>
+        <w:t xml:space="preserve">一次塞太多</w:t>
+      </w:r>
+      <w:r>
+        <w:t xml:space="preserve"> </w:t>
+      </w:r>
+      <w:r>
+        <w:rPr>
+          <w:rFonts w:hint="eastAsia"/>
+        </w:rPr>
+        <w:t xml:space="preserve">｜</w:t>
+      </w:r>
+      <w:r>
+        <w:t xml:space="preserve"> </w:t>
+      </w:r>
+      <w:r>
+        <w:rPr>
+          <w:rFonts w:hint="eastAsia"/>
+        </w:rPr>
+        <w:t xml:space="preserve">逼它”保证正确”。</w:t>
+      </w:r>
+    </w:p>
+    <w:p>
+      <w:r>
+        <w:pict>
+          <v:rect style="width:0;height:1.5pt" o:hralign="center" o:hrstd="t" o:hr="t"/>
+        </w:pict>
+      </w:r>
+    </w:p>
+    <w:bookmarkEnd w:id="10"/>
+    <w:bookmarkStart w:id="11" w:name="二工具全景速查六大类"/>
     <w:p>
       <w:pPr>
         <w:pStyle w:val="Heading2"/>
@@ -1704,8 +2239,8 @@
         </w:pict>
       </w:r>
     </w:p>
-    <w:bookmarkEnd w:id="10"/>
-    <w:bookmarkStart w:id="11" w:name="三三个即用提示词范例"/>
+    <w:bookmarkEnd w:id="11"/>
+    <w:bookmarkStart w:id="12" w:name="三三个即用提示词范例"/>
     <w:p>
       <w:pPr>
         <w:pStyle w:val="Heading2"/>
@@ -1847,8 +2382,8 @@
         </w:pict>
       </w:r>
     </w:p>
-    <w:bookmarkEnd w:id="11"/>
-    <w:bookmarkStart w:id="12" w:name="四风险红线-10-条背下来"/>
+    <w:bookmarkEnd w:id="12"/>
+    <w:bookmarkStart w:id="13" w:name="四风险红线-10-条背下来"/>
     <w:p>
       <w:pPr>
         <w:pStyle w:val="Heading2"/>
@@ -2142,8 +2677,8 @@
         </w:pict>
       </w:r>
     </w:p>
-    <w:bookmarkEnd w:id="12"/>
-    <w:bookmarkStart w:id="13" w:name="五素养自查清单9-条-结业标准"/>
+    <w:bookmarkEnd w:id="13"/>
+    <w:bookmarkStart w:id="14" w:name="五素养自查清单9-条-结业标准"/>
     <w:p>
       <w:pPr>
         <w:pStyle w:val="Heading2"/>
@@ -2505,8 +3040,8 @@
         <w:t xml:space="preserve">个小任务开始用起来。</w:t>
       </w:r>
     </w:p>
-    <w:bookmarkEnd w:id="13"/>
     <w:bookmarkEnd w:id="14"/>
+    <w:bookmarkEnd w:id="15"/>
     <w:sectPr>
       <w:footnotePr>
         <w:numRestart w:val="eachSect"/>

--- a/企业AI培训_交付包/初级课程_完整交付包/05_学员资源/学员工具包_速查卡.docx
+++ b/企业AI培训_交付包/初级课程_完整交付包/05_学员资源/学员工具包_速查卡.docx
@@ -58,7 +58,7 @@
         <w:rPr>
           <w:rFonts w:hint="eastAsia"/>
         </w:rPr>
-        <w:t xml:space="preserve">大纲（45</w:t>
+        <w:t xml:space="preserve">大纲（48</w:t>
       </w:r>
       <w:r>
         <w:t xml:space="preserve"> </w:t>
@@ -106,7 +106,7 @@
         <w:t xml:space="preserve">企业版</w:t>
       </w:r>
       <w:r>
-        <w:t xml:space="preserve"> 45 </w:t>
+        <w:t xml:space="preserve"> 48 </w:t>
       </w:r>
       <w:r>
         <w:rPr>

--- a/企业AI培训_交付包/初级课程_完整交付包/05_学员资源/学员工具包_速查卡.docx
+++ b/企业AI培训_交付包/初级课程_完整交付包/05_学员资源/学员工具包_速查卡.docx
@@ -2,7 +2,7 @@
 <file path=word/document.xml><?xml version="1.0" encoding="utf-8"?>
 <w:document xmlns:w="http://schemas.openxmlformats.org/wordprocessingml/2006/main" xmlns:m="http://schemas.openxmlformats.org/officeDocument/2006/math" xmlns:r="http://schemas.openxmlformats.org/officeDocument/2006/relationships" xmlns:o="urn:schemas-microsoft-com:office:office" xmlns:v="urn:schemas-microsoft-com:vml" xmlns:w10="urn:schemas-microsoft-com:office:word" xmlns:a="http://schemas.openxmlformats.org/drawingml/2006/main" xmlns:pic="http://schemas.openxmlformats.org/drawingml/2006/picture" xmlns:wp="http://schemas.openxmlformats.org/drawingml/2006/wordprocessingDrawing">
   <w:body>
-    <w:bookmarkStart w:id="15" w:name="学员工具包-速查卡随课发放-企业版-v3.1"/>
+    <w:bookmarkStart w:id="16" w:name="学员工具包-速查卡随课发放-企业版-v3.1"/>
     <w:p>
       <w:pPr>
         <w:pStyle w:val="Heading1"/>
@@ -58,7 +58,7 @@
         <w:rPr>
           <w:rFonts w:hint="eastAsia"/>
         </w:rPr>
-        <w:t xml:space="preserve">大纲（48</w:t>
+        <w:t xml:space="preserve">大纲（49</w:t>
       </w:r>
       <w:r>
         <w:t xml:space="preserve"> </w:t>
@@ -106,7 +106,7 @@
         <w:t xml:space="preserve">企业版</w:t>
       </w:r>
       <w:r>
-        <w:t xml:space="preserve"> 48 </w:t>
+        <w:t xml:space="preserve"> 49 </w:t>
       </w:r>
       <w:r>
         <w:rPr>
@@ -981,7 +981,268 @@
       </w:r>
     </w:p>
     <w:bookmarkEnd w:id="10"/>
-    <w:bookmarkStart w:id="11" w:name="二工具全景速查六大类"/>
+    <w:bookmarkStart w:id="11" w:name="一点五ai-诈骗防身ppt-p42保命级"/>
+    <w:p>
+      <w:pPr>
+        <w:pStyle w:val="Heading2"/>
+      </w:pPr>
+      <w:r>
+        <w:rPr>
+          <w:rFonts w:hint="eastAsia"/>
+        </w:rPr>
+        <w:t xml:space="preserve">一点五、AI</w:t>
+      </w:r>
+      <w:r>
+        <w:t xml:space="preserve"> </w:t>
+      </w:r>
+      <w:r>
+        <w:rPr>
+          <w:rFonts w:hint="eastAsia"/>
+        </w:rPr>
+        <w:t xml:space="preserve">诈骗防身（PPT</w:t>
+      </w:r>
+      <w:r>
+        <w:t xml:space="preserve"> </w:t>
+      </w:r>
+      <w:r>
+        <w:rPr>
+          <w:rFonts w:hint="eastAsia"/>
+        </w:rPr>
+        <w:t xml:space="preserve">P42，保命级）</w:t>
+      </w:r>
+    </w:p>
+    <w:tbl>
+      <w:tblPr>
+        <w:tblStyle w:val="Table"/>
+        <w:tblW w:type="pct" w:w="5000"/>
+        <w:tblLayout w:type="fixed"/>
+        <w:tblLook w:firstRow="1" w:lastRow="0" w:firstColumn="0" w:lastColumn="0" w:noHBand="0" w:noVBand="0" w:val="0020"/>
+      </w:tblPr>
+      <w:tblGrid>
+        <w:gridCol w:w="3960"/>
+        <w:gridCol w:w="3960"/>
+      </w:tblGrid>
+      <w:tr>
+        <w:trPr>
+          <w:tblHeader w:val="on"/>
+        </w:trPr>
+        <w:tc>
+          <w:tcPr/>
+          <w:p>
+            <w:pPr>
+              <w:pStyle w:val="Compact"/>
+            </w:pPr>
+            <w:r>
+              <w:rPr>
+                <w:rFonts w:hint="eastAsia"/>
+              </w:rPr>
+              <w:t xml:space="preserve">骗局</w:t>
+            </w:r>
+          </w:p>
+        </w:tc>
+        <w:tc>
+          <w:tcPr/>
+          <w:p>
+            <w:pPr>
+              <w:pStyle w:val="Compact"/>
+            </w:pPr>
+            <w:r>
+              <w:rPr>
+                <w:rFonts w:hint="eastAsia"/>
+              </w:rPr>
+              <w:t xml:space="preserve">防法</w:t>
+            </w:r>
+          </w:p>
+        </w:tc>
+      </w:tr>
+      <w:tr>
+        <w:tc>
+          <w:tcPr/>
+          <w:p>
+            <w:pPr>
+              <w:pStyle w:val="Compact"/>
+            </w:pPr>
+            <w:r>
+              <w:rPr>
+                <w:rFonts w:hint="eastAsia"/>
+              </w:rPr>
+              <w:t xml:space="preserve">换声（AI</w:t>
+            </w:r>
+            <w:r>
+              <w:t xml:space="preserve"> </w:t>
+            </w:r>
+            <w:r>
+              <w:rPr>
+                <w:rFonts w:hint="eastAsia"/>
+              </w:rPr>
+              <w:t xml:space="preserve">克隆家人/老板声音）</w:t>
+            </w:r>
+          </w:p>
+        </w:tc>
+        <w:tc>
+          <w:tcPr/>
+          <w:p>
+            <w:pPr>
+              <w:pStyle w:val="Compact"/>
+            </w:pPr>
+            <w:r>
+              <w:rPr>
+                <w:rFonts w:hint="eastAsia"/>
+              </w:rPr>
+              <w:t xml:space="preserve">声音像不等于人是——先挂掉，用自己号码打回确认</w:t>
+            </w:r>
+          </w:p>
+        </w:tc>
+      </w:tr>
+      <w:tr>
+        <w:tc>
+          <w:tcPr/>
+          <w:p>
+            <w:pPr>
+              <w:pStyle w:val="Compact"/>
+            </w:pPr>
+            <w:r>
+              <w:rPr>
+                <w:rFonts w:hint="eastAsia"/>
+              </w:rPr>
+              <w:t xml:space="preserve">换脸（视频里老板让你转账）</w:t>
+            </w:r>
+          </w:p>
+        </w:tc>
+        <w:tc>
+          <w:tcPr/>
+          <w:p>
+            <w:pPr>
+              <w:pStyle w:val="Compact"/>
+            </w:pPr>
+            <w:r>
+              <w:rPr>
+                <w:rFonts w:hint="eastAsia"/>
+              </w:rPr>
+              <w:t xml:space="preserve">眼见不为实——转账走第二渠道核实</w:t>
+            </w:r>
+          </w:p>
+        </w:tc>
+      </w:tr>
+      <w:tr>
+        <w:tc>
+          <w:tcPr/>
+          <w:p>
+            <w:pPr>
+              <w:pStyle w:val="Compact"/>
+            </w:pPr>
+            <w:r>
+              <w:rPr>
+                <w:rFonts w:hint="eastAsia"/>
+              </w:rPr>
+              <w:t xml:space="preserve">钓鱼信（AI</w:t>
+            </w:r>
+            <w:r>
+              <w:t xml:space="preserve"> </w:t>
+            </w:r>
+            <w:r>
+              <w:rPr>
+                <w:rFonts w:hint="eastAsia"/>
+              </w:rPr>
+              <w:t xml:space="preserve">写的假通知/假链接）</w:t>
+            </w:r>
+          </w:p>
+        </w:tc>
+        <w:tc>
+          <w:tcPr/>
+          <w:p>
+            <w:pPr>
+              <w:pStyle w:val="Compact"/>
+            </w:pPr>
+            <w:r>
+              <w:rPr>
+                <w:rFonts w:hint="eastAsia"/>
+              </w:rPr>
+              <w:t xml:space="preserve">先查发件人域名再点链接</w:t>
+            </w:r>
+          </w:p>
+        </w:tc>
+      </w:tr>
+    </w:tbl>
+    <w:p>
+      <w:pPr>
+        <w:pStyle w:val="BodyText"/>
+      </w:pPr>
+      <w:r>
+        <w:rPr>
+          <w:rFonts w:hint="eastAsia"/>
+          <w:b/>
+          <w:bCs/>
+        </w:rPr>
+        <w:t xml:space="preserve">三条防线</w:t>
+      </w:r>
+      <w:r>
+        <w:rPr>
+          <w:rFonts w:hint="eastAsia"/>
+        </w:rPr>
+        <w:t xml:space="preserve">：涉钱涉密先打第二渠道</w:t>
+      </w:r>
+      <w:r>
+        <w:t xml:space="preserve"> </w:t>
+      </w:r>
+      <w:r>
+        <w:rPr>
+          <w:rFonts w:hint="eastAsia"/>
+        </w:rPr>
+        <w:t xml:space="preserve">｜</w:t>
+      </w:r>
+      <w:r>
+        <w:t xml:space="preserve"> </w:t>
+      </w:r>
+      <w:r>
+        <w:rPr>
+          <w:rFonts w:hint="eastAsia"/>
+        </w:rPr>
+        <w:t xml:space="preserve">验证码/密码/证件</w:t>
+      </w:r>
+      <w:r>
+        <w:rPr>
+          <w:rFonts w:hint="eastAsia"/>
+          <w:b/>
+          <w:bCs/>
+        </w:rPr>
+        <w:t xml:space="preserve">绝不给</w:t>
+      </w:r>
+      <w:r>
+        <w:rPr>
+          <w:b/>
+          <w:bCs/>
+        </w:rPr>
+        <w:t xml:space="preserve"> AI</w:t>
+      </w:r>
+      <w:r>
+        <w:t xml:space="preserve"> </w:t>
+      </w:r>
+      <w:r>
+        <w:rPr>
+          <w:rFonts w:hint="eastAsia"/>
+        </w:rPr>
+        <w:t xml:space="preserve">｜</w:t>
+      </w:r>
+      <w:r>
+        <w:t xml:space="preserve"> </w:t>
+      </w:r>
+      <w:r>
+        <w:rPr>
+          <w:rFonts w:hint="eastAsia"/>
+        </w:rPr>
+        <w:t xml:space="preserve">拿不准就上报。</w:t>
+      </w:r>
+    </w:p>
+    <w:p>
+      <w:r>
+        <w:pict>
+          <v:rect style="width:0;height:1.5pt" o:hralign="center" o:hrstd="t" o:hr="t"/>
+        </w:pict>
+      </w:r>
+    </w:p>
+    <w:bookmarkEnd w:id="11"/>
+    <w:bookmarkStart w:id="12" w:name="二工具全景速查六大类"/>
     <w:p>
       <w:pPr>
         <w:pStyle w:val="Heading2"/>
@@ -2239,8 +2500,8 @@
         </w:pict>
       </w:r>
     </w:p>
-    <w:bookmarkEnd w:id="11"/>
-    <w:bookmarkStart w:id="12" w:name="三三个即用提示词范例"/>
+    <w:bookmarkEnd w:id="12"/>
+    <w:bookmarkStart w:id="13" w:name="三三个即用提示词范例"/>
     <w:p>
       <w:pPr>
         <w:pStyle w:val="Heading2"/>
@@ -2382,8 +2643,8 @@
         </w:pict>
       </w:r>
     </w:p>
-    <w:bookmarkEnd w:id="12"/>
-    <w:bookmarkStart w:id="13" w:name="四风险红线-10-条背下来"/>
+    <w:bookmarkEnd w:id="13"/>
+    <w:bookmarkStart w:id="14" w:name="四风险红线-10-条背下来"/>
     <w:p>
       <w:pPr>
         <w:pStyle w:val="Heading2"/>
@@ -2677,8 +2938,8 @@
         </w:pict>
       </w:r>
     </w:p>
-    <w:bookmarkEnd w:id="13"/>
-    <w:bookmarkStart w:id="14" w:name="五素养自查清单9-条-结业标准"/>
+    <w:bookmarkEnd w:id="14"/>
+    <w:bookmarkStart w:id="15" w:name="五素养自查清单9-条-结业标准"/>
     <w:p>
       <w:pPr>
         <w:pStyle w:val="Heading2"/>
@@ -3040,8 +3301,8 @@
         <w:t xml:space="preserve">个小任务开始用起来。</w:t>
       </w:r>
     </w:p>
-    <w:bookmarkEnd w:id="14"/>
     <w:bookmarkEnd w:id="15"/>
+    <w:bookmarkEnd w:id="16"/>
     <w:sectPr>
       <w:footnotePr>
         <w:numRestart w:val="eachSect"/>

--- a/企业AI培训_交付包/初级课程_完整交付包/05_学员资源/学员工具包_速查卡.docx
+++ b/企业AI培训_交付包/初级课程_完整交付包/05_学员资源/学员工具包_速查卡.docx
@@ -2,7 +2,7 @@
 <file path=word/document.xml><?xml version="1.0" encoding="utf-8"?>
 <w:document xmlns:w="http://schemas.openxmlformats.org/wordprocessingml/2006/main" xmlns:m="http://schemas.openxmlformats.org/officeDocument/2006/math" xmlns:r="http://schemas.openxmlformats.org/officeDocument/2006/relationships" xmlns:o="urn:schemas-microsoft-com:office:office" xmlns:v="urn:schemas-microsoft-com:vml" xmlns:w10="urn:schemas-microsoft-com:office:word" xmlns:a="http://schemas.openxmlformats.org/drawingml/2006/main" xmlns:pic="http://schemas.openxmlformats.org/drawingml/2006/picture" xmlns:wp="http://schemas.openxmlformats.org/drawingml/2006/wordprocessingDrawing">
   <w:body>
-    <w:bookmarkStart w:id="16" w:name="学员工具包-速查卡随课发放-企业版-v3.1"/>
+    <w:bookmarkStart w:id="18" w:name="学员工具包-速查卡随课发放-企业版-v3.4"/>
     <w:p>
       <w:pPr>
         <w:pStyle w:val="Heading1"/>
@@ -38,7 +38,7 @@
         <w:rPr>
           <w:rFonts w:hint="eastAsia"/>
         </w:rPr>
-        <w:t xml:space="preserve">v3.1）</w:t>
+        <w:t xml:space="preserve">v3.4）</w:t>
       </w:r>
     </w:p>
     <w:p>
@@ -58,7 +58,7 @@
         <w:rPr>
           <w:rFonts w:hint="eastAsia"/>
         </w:rPr>
-        <w:t xml:space="preserve">大纲（49</w:t>
+        <w:t xml:space="preserve">大纲（51</w:t>
       </w:r>
       <w:r>
         <w:t xml:space="preserve"> </w:t>
@@ -106,7 +106,7 @@
         <w:t xml:space="preserve">企业版</w:t>
       </w:r>
       <w:r>
-        <w:t xml:space="preserve"> 49 </w:t>
+        <w:t xml:space="preserve"> 51 </w:t>
       </w:r>
       <w:r>
         <w:rPr>
@@ -981,7 +981,7 @@
       </w:r>
     </w:p>
     <w:bookmarkEnd w:id="10"/>
-    <w:bookmarkStart w:id="11" w:name="一点五ai-诈骗防身ppt-p42保命级"/>
+    <w:bookmarkStart w:id="11" w:name="一一办公模板即用-5-卡ppt-p24挑一个今天就用"/>
     <w:p>
       <w:pPr>
         <w:pStyle w:val="Heading2"/>
@@ -990,25 +990,25 @@
         <w:rPr>
           <w:rFonts w:hint="eastAsia"/>
         </w:rPr>
-        <w:t xml:space="preserve">一点五、AI</w:t>
-      </w:r>
-      <w:r>
-        <w:t xml:space="preserve"> </w:t>
-      </w:r>
-      <w:r>
-        <w:rPr>
-          <w:rFonts w:hint="eastAsia"/>
-        </w:rPr>
-        <w:t xml:space="preserve">诈骗防身（PPT</w:t>
-      </w:r>
-      <w:r>
-        <w:t xml:space="preserve"> </w:t>
-      </w:r>
-      <w:r>
-        <w:rPr>
-          <w:rFonts w:hint="eastAsia"/>
-        </w:rPr>
-        <w:t xml:space="preserve">P42，保命级）</w:t>
+        <w:t xml:space="preserve">一·一、办公模板即用</w:t>
+      </w:r>
+      <w:r>
+        <w:t xml:space="preserve"> 5 </w:t>
+      </w:r>
+      <w:r>
+        <w:rPr>
+          <w:rFonts w:hint="eastAsia"/>
+        </w:rPr>
+        <w:t xml:space="preserve">卡（PPT</w:t>
+      </w:r>
+      <w:r>
+        <w:t xml:space="preserve"> </w:t>
+      </w:r>
+      <w:r>
+        <w:rPr>
+          <w:rFonts w:hint="eastAsia"/>
+        </w:rPr>
+        <w:t xml:space="preserve">P24，挑一个今天就用）</w:t>
       </w:r>
     </w:p>
     <w:tbl>
@@ -1036,21 +1036,21 @@
               <w:rPr>
                 <w:rFonts w:hint="eastAsia"/>
               </w:rPr>
-              <w:t xml:space="preserve">骗局</w:t>
-            </w:r>
-          </w:p>
-        </w:tc>
-        <w:tc>
-          <w:tcPr/>
-          <w:p>
-            <w:pPr>
-              <w:pStyle w:val="Compact"/>
-            </w:pPr>
-            <w:r>
-              <w:rPr>
-                <w:rFonts w:hint="eastAsia"/>
-              </w:rPr>
-              <w:t xml:space="preserve">防法</w:t>
+              <w:t xml:space="preserve">场景</w:t>
+            </w:r>
+          </w:p>
+        </w:tc>
+        <w:tc>
+          <w:tcPr/>
+          <w:p>
+            <w:pPr>
+              <w:pStyle w:val="Compact"/>
+            </w:pPr>
+            <w:r>
+              <w:rPr>
+                <w:rFonts w:hint="eastAsia"/>
+              </w:rPr>
+              <w:t xml:space="preserve">模板（照着念，换成自己的内容）</w:t>
             </w:r>
           </w:p>
         </w:tc>
@@ -1066,30 +1066,30 @@
               <w:rPr>
                 <w:rFonts w:hint="eastAsia"/>
               </w:rPr>
-              <w:t xml:space="preserve">换声（AI</w:t>
-            </w:r>
-            <w:r>
-              <w:t xml:space="preserve"> </w:t>
-            </w:r>
-            <w:r>
-              <w:rPr>
-                <w:rFonts w:hint="eastAsia"/>
-              </w:rPr>
-              <w:t xml:space="preserve">克隆家人/老板声音）</w:t>
-            </w:r>
-          </w:p>
-        </w:tc>
-        <w:tc>
-          <w:tcPr/>
-          <w:p>
-            <w:pPr>
-              <w:pStyle w:val="Compact"/>
-            </w:pPr>
-            <w:r>
-              <w:rPr>
-                <w:rFonts w:hint="eastAsia"/>
-              </w:rPr>
-              <w:t xml:space="preserve">声音像不等于人是——先挂掉，用自己号码打回确认</w:t>
+              <w:t xml:space="preserve">周报</w:t>
+            </w:r>
+            <w:r>
+              <w:t xml:space="preserve"> 3 </w:t>
+            </w:r>
+            <w:r>
+              <w:rPr>
+                <w:rFonts w:hint="eastAsia"/>
+              </w:rPr>
+              <w:t xml:space="preserve">分钟初稿</w:t>
+            </w:r>
+          </w:p>
+        </w:tc>
+        <w:tc>
+          <w:tcPr/>
+          <w:p>
+            <w:pPr>
+              <w:pStyle w:val="Compact"/>
+            </w:pPr>
+            <w:r>
+              <w:rPr>
+                <w:rFonts w:hint="eastAsia"/>
+              </w:rPr>
+              <w:t xml:space="preserve">你是部门周报助手，按这四点写：本周目标、进展和结果、数据和结论、下周计划。用我的要点：……</w:t>
             </w:r>
           </w:p>
         </w:tc>
@@ -1105,21 +1105,21 @@
               <w:rPr>
                 <w:rFonts w:hint="eastAsia"/>
               </w:rPr>
-              <w:t xml:space="preserve">换脸（视频里老板让你转账）</w:t>
-            </w:r>
-          </w:p>
-        </w:tc>
-        <w:tc>
-          <w:tcPr/>
-          <w:p>
-            <w:pPr>
-              <w:pStyle w:val="Compact"/>
-            </w:pPr>
-            <w:r>
-              <w:rPr>
-                <w:rFonts w:hint="eastAsia"/>
-              </w:rPr>
-              <w:t xml:space="preserve">眼见不为实——转账走第二渠道核实</w:t>
+              <w:t xml:space="preserve">纪要+待办</w:t>
+            </w:r>
+          </w:p>
+        </w:tc>
+        <w:tc>
+          <w:tcPr/>
+          <w:p>
+            <w:pPr>
+              <w:pStyle w:val="Compact"/>
+            </w:pPr>
+            <w:r>
+              <w:rPr>
+                <w:rFonts w:hint="eastAsia"/>
+              </w:rPr>
+              <w:t xml:space="preserve">把这段会议记录整理成纪要：结论、决定、待办（谁、做什么、什么时候）</w:t>
             </w:r>
           </w:p>
         </w:tc>
@@ -1135,7 +1135,21 @@
               <w:rPr>
                 <w:rFonts w:hint="eastAsia"/>
               </w:rPr>
-              <w:t xml:space="preserve">钓鱼信（AI</w:t>
+              <w:t xml:space="preserve">数据一页速读</w:t>
+            </w:r>
+          </w:p>
+        </w:tc>
+        <w:tc>
+          <w:tcPr/>
+          <w:p>
+            <w:pPr>
+              <w:pStyle w:val="Compact"/>
+            </w:pPr>
+            <w:r>
+              <w:rPr>
+                <w:rFonts w:hint="eastAsia"/>
+              </w:rPr>
+              <w:t xml:space="preserve">看这份表：总量、占比、最高最低、异常值，5</w:t>
             </w:r>
             <w:r>
               <w:t xml:space="preserve"> </w:t>
@@ -1144,96 +1158,81 @@
               <w:rPr>
                 <w:rFonts w:hint="eastAsia"/>
               </w:rPr>
-              <w:t xml:space="preserve">写的假通知/假链接）</w:t>
-            </w:r>
-          </w:p>
-        </w:tc>
-        <w:tc>
-          <w:tcPr/>
-          <w:p>
-            <w:pPr>
-              <w:pStyle w:val="Compact"/>
-            </w:pPr>
-            <w:r>
-              <w:rPr>
-                <w:rFonts w:hint="eastAsia"/>
-              </w:rPr>
-              <w:t xml:space="preserve">先查发件人域名再点链接</w:t>
+              <w:t xml:space="preserve">句话说清，先给结论</w:t>
+            </w:r>
+          </w:p>
+        </w:tc>
+      </w:tr>
+      <w:tr>
+        <w:tc>
+          <w:tcPr/>
+          <w:p>
+            <w:pPr>
+              <w:pStyle w:val="Compact"/>
+            </w:pPr>
+            <w:r>
+              <w:rPr>
+                <w:rFonts w:hint="eastAsia"/>
+              </w:rPr>
+              <w:t xml:space="preserve">邮件第一稿</w:t>
+            </w:r>
+          </w:p>
+        </w:tc>
+        <w:tc>
+          <w:tcPr/>
+          <w:p>
+            <w:pPr>
+              <w:pStyle w:val="Compact"/>
+            </w:pPr>
+            <w:r>
+              <w:rPr>
+                <w:rFonts w:hint="eastAsia"/>
+              </w:rPr>
+              <w:t xml:space="preserve">给（对象）写封邮件，说清（事），语气专业客气，300</w:t>
+            </w:r>
+            <w:r>
+              <w:t xml:space="preserve"> </w:t>
+            </w:r>
+            <w:r>
+              <w:rPr>
+                <w:rFonts w:hint="eastAsia"/>
+              </w:rPr>
+              <w:t xml:space="preserve">字以内，先写初稿我改</w:t>
+            </w:r>
+          </w:p>
+        </w:tc>
+      </w:tr>
+      <w:tr>
+        <w:tc>
+          <w:tcPr/>
+          <w:p>
+            <w:pPr>
+              <w:pStyle w:val="Compact"/>
+            </w:pPr>
+            <w:r>
+              <w:rPr>
+                <w:rFonts w:hint="eastAsia"/>
+              </w:rPr>
+              <w:t xml:space="preserve">立项一页纸</w:t>
+            </w:r>
+          </w:p>
+        </w:tc>
+        <w:tc>
+          <w:tcPr/>
+          <w:p>
+            <w:pPr>
+              <w:pStyle w:val="Compact"/>
+            </w:pPr>
+            <w:r>
+              <w:rPr>
+                <w:rFonts w:hint="eastAsia"/>
+              </w:rPr>
+              <w:t xml:space="preserve">把这事写成立项一页纸：问题、方案、要什么支持、预期收益，给部门总监看</w:t>
             </w:r>
           </w:p>
         </w:tc>
       </w:tr>
     </w:tbl>
-    <w:p>
-      <w:pPr>
-        <w:pStyle w:val="BodyText"/>
-      </w:pPr>
-      <w:r>
-        <w:rPr>
-          <w:rFonts w:hint="eastAsia"/>
-          <w:b/>
-          <w:bCs/>
-        </w:rPr>
-        <w:t xml:space="preserve">三条防线</w:t>
-      </w:r>
-      <w:r>
-        <w:rPr>
-          <w:rFonts w:hint="eastAsia"/>
-        </w:rPr>
-        <w:t xml:space="preserve">：涉钱涉密先打第二渠道</w:t>
-      </w:r>
-      <w:r>
-        <w:t xml:space="preserve"> </w:t>
-      </w:r>
-      <w:r>
-        <w:rPr>
-          <w:rFonts w:hint="eastAsia"/>
-        </w:rPr>
-        <w:t xml:space="preserve">｜</w:t>
-      </w:r>
-      <w:r>
-        <w:t xml:space="preserve"> </w:t>
-      </w:r>
-      <w:r>
-        <w:rPr>
-          <w:rFonts w:hint="eastAsia"/>
-        </w:rPr>
-        <w:t xml:space="preserve">验证码/密码/证件</w:t>
-      </w:r>
-      <w:r>
-        <w:rPr>
-          <w:rFonts w:hint="eastAsia"/>
-          <w:b/>
-          <w:bCs/>
-        </w:rPr>
-        <w:t xml:space="preserve">绝不给</w:t>
-      </w:r>
-      <w:r>
-        <w:rPr>
-          <w:b/>
-          <w:bCs/>
-        </w:rPr>
-        <w:t xml:space="preserve"> AI</w:t>
-      </w:r>
-      <w:r>
-        <w:t xml:space="preserve"> </w:t>
-      </w:r>
-      <w:r>
-        <w:rPr>
-          <w:rFonts w:hint="eastAsia"/>
-        </w:rPr>
-        <w:t xml:space="preserve">｜</w:t>
-      </w:r>
-      <w:r>
-        <w:t xml:space="preserve"> </w:t>
-      </w:r>
-      <w:r>
-        <w:rPr>
-          <w:rFonts w:hint="eastAsia"/>
-        </w:rPr>
-        <w:t xml:space="preserve">拿不准就上报。</w:t>
-      </w:r>
-    </w:p>
     <w:p>
       <w:r>
         <w:pict>
@@ -1242,7 +1241,391 @@
       </w:r>
     </w:p>
     <w:bookmarkEnd w:id="11"/>
-    <w:bookmarkStart w:id="12" w:name="二工具全景速查六大类"/>
+    <w:bookmarkStart w:id="12" w:name="一二验证四步ppt-p44每份-ai-输出都过一遍"/>
+    <w:p>
+      <w:pPr>
+        <w:pStyle w:val="Heading2"/>
+      </w:pPr>
+      <w:r>
+        <w:rPr>
+          <w:rFonts w:hint="eastAsia"/>
+        </w:rPr>
+        <w:t xml:space="preserve">一·二、验证四步（PPT</w:t>
+      </w:r>
+      <w:r>
+        <w:t xml:space="preserve"> </w:t>
+      </w:r>
+      <w:r>
+        <w:rPr>
+          <w:rFonts w:hint="eastAsia"/>
+        </w:rPr>
+        <w:t xml:space="preserve">P44，每份</w:t>
+      </w:r>
+      <w:r>
+        <w:t xml:space="preserve"> AI </w:t>
+      </w:r>
+      <w:r>
+        <w:rPr>
+          <w:rFonts w:hint="eastAsia"/>
+        </w:rPr>
+        <w:t xml:space="preserve">输出都过一遍）</w:t>
+      </w:r>
+    </w:p>
+    <w:p>
+      <w:pPr>
+        <w:pStyle w:val="FirstParagraph"/>
+      </w:pPr>
+      <w:r>
+        <w:t xml:space="preserve">① </w:t>
+      </w:r>
+      <w:r>
+        <w:rPr>
+          <w:rFonts w:hint="eastAsia"/>
+        </w:rPr>
+        <w:t xml:space="preserve">查数据——编的数字/日期/引用，删掉或标出</w:t>
+      </w:r>
+      <w:r>
+        <w:t xml:space="preserve"> </w:t>
+      </w:r>
+      <w:r>
+        <w:rPr>
+          <w:rFonts w:hint="eastAsia"/>
+        </w:rPr>
+        <w:t xml:space="preserve">｜</w:t>
+      </w:r>
+      <w:r>
+        <w:t xml:space="preserve"> ② </w:t>
+      </w:r>
+      <w:r>
+        <w:rPr>
+          <w:rFonts w:hint="eastAsia"/>
+        </w:rPr>
+        <w:t xml:space="preserve">查关键——结论/金额/名字核一遍</w:t>
+      </w:r>
+      <w:r>
+        <w:t xml:space="preserve"> </w:t>
+      </w:r>
+      <w:r>
+        <w:rPr>
+          <w:rFonts w:hint="eastAsia"/>
+        </w:rPr>
+        <w:t xml:space="preserve">｜</w:t>
+      </w:r>
+      <w:r>
+        <w:t xml:space="preserve"> ③ </w:t>
+      </w:r>
+      <w:r>
+        <w:rPr>
+          <w:rFonts w:hint="eastAsia"/>
+        </w:rPr>
+        <w:t xml:space="preserve">交叉——搜索/文件/同事，一个来源不算数</w:t>
+      </w:r>
+      <w:r>
+        <w:t xml:space="preserve"> </w:t>
+      </w:r>
+      <w:r>
+        <w:rPr>
+          <w:rFonts w:hint="eastAsia"/>
+        </w:rPr>
+        <w:t xml:space="preserve">｜</w:t>
+      </w:r>
+      <w:r>
+        <w:t xml:space="preserve"> ④ </w:t>
+      </w:r>
+      <w:r>
+        <w:rPr>
+          <w:rFonts w:hint="eastAsia"/>
+        </w:rPr>
+        <w:t xml:space="preserve">标注——「AI</w:t>
+      </w:r>
+      <w:r>
+        <w:t xml:space="preserve"> </w:t>
+      </w:r>
+      <w:r>
+        <w:rPr>
+          <w:rFonts w:hint="eastAsia"/>
+        </w:rPr>
+        <w:t xml:space="preserve">初稿·待核实」。口诀：</w:t>
+      </w:r>
+      <w:r>
+        <w:rPr>
+          <w:rFonts w:hint="eastAsia"/>
+          <w:b/>
+          <w:bCs/>
+        </w:rPr>
+        <w:t xml:space="preserve">查过的再发，没查过的不出口。</w:t>
+      </w:r>
+    </w:p>
+    <w:p>
+      <w:r>
+        <w:pict>
+          <v:rect style="width:0;height:1.5pt" o:hralign="center" o:hrstd="t" o:hr="t"/>
+        </w:pict>
+      </w:r>
+    </w:p>
+    <w:bookmarkEnd w:id="12"/>
+    <w:bookmarkStart w:id="13" w:name="一点五ai-诈骗防身ppt-p43保命级"/>
+    <w:p>
+      <w:pPr>
+        <w:pStyle w:val="Heading2"/>
+      </w:pPr>
+      <w:r>
+        <w:rPr>
+          <w:rFonts w:hint="eastAsia"/>
+        </w:rPr>
+        <w:t xml:space="preserve">一点五、AI</w:t>
+      </w:r>
+      <w:r>
+        <w:t xml:space="preserve"> </w:t>
+      </w:r>
+      <w:r>
+        <w:rPr>
+          <w:rFonts w:hint="eastAsia"/>
+        </w:rPr>
+        <w:t xml:space="preserve">诈骗防身（PPT</w:t>
+      </w:r>
+      <w:r>
+        <w:t xml:space="preserve"> </w:t>
+      </w:r>
+      <w:r>
+        <w:rPr>
+          <w:rFonts w:hint="eastAsia"/>
+        </w:rPr>
+        <w:t xml:space="preserve">P43，保命级）</w:t>
+      </w:r>
+    </w:p>
+    <w:tbl>
+      <w:tblPr>
+        <w:tblStyle w:val="Table"/>
+        <w:tblW w:type="pct" w:w="5000"/>
+        <w:tblLayout w:type="fixed"/>
+        <w:tblLook w:firstRow="1" w:lastRow="0" w:firstColumn="0" w:lastColumn="0" w:noHBand="0" w:noVBand="0" w:val="0020"/>
+      </w:tblPr>
+      <w:tblGrid>
+        <w:gridCol w:w="3960"/>
+        <w:gridCol w:w="3960"/>
+      </w:tblGrid>
+      <w:tr>
+        <w:trPr>
+          <w:tblHeader w:val="on"/>
+        </w:trPr>
+        <w:tc>
+          <w:tcPr/>
+          <w:p>
+            <w:pPr>
+              <w:pStyle w:val="Compact"/>
+            </w:pPr>
+            <w:r>
+              <w:rPr>
+                <w:rFonts w:hint="eastAsia"/>
+              </w:rPr>
+              <w:t xml:space="preserve">骗局</w:t>
+            </w:r>
+          </w:p>
+        </w:tc>
+        <w:tc>
+          <w:tcPr/>
+          <w:p>
+            <w:pPr>
+              <w:pStyle w:val="Compact"/>
+            </w:pPr>
+            <w:r>
+              <w:rPr>
+                <w:rFonts w:hint="eastAsia"/>
+              </w:rPr>
+              <w:t xml:space="preserve">防法</w:t>
+            </w:r>
+          </w:p>
+        </w:tc>
+      </w:tr>
+      <w:tr>
+        <w:tc>
+          <w:tcPr/>
+          <w:p>
+            <w:pPr>
+              <w:pStyle w:val="Compact"/>
+            </w:pPr>
+            <w:r>
+              <w:rPr>
+                <w:rFonts w:hint="eastAsia"/>
+              </w:rPr>
+              <w:t xml:space="preserve">换声（AI</w:t>
+            </w:r>
+            <w:r>
+              <w:t xml:space="preserve"> </w:t>
+            </w:r>
+            <w:r>
+              <w:rPr>
+                <w:rFonts w:hint="eastAsia"/>
+              </w:rPr>
+              <w:t xml:space="preserve">克隆家人/老板声音）</w:t>
+            </w:r>
+          </w:p>
+        </w:tc>
+        <w:tc>
+          <w:tcPr/>
+          <w:p>
+            <w:pPr>
+              <w:pStyle w:val="Compact"/>
+            </w:pPr>
+            <w:r>
+              <w:rPr>
+                <w:rFonts w:hint="eastAsia"/>
+              </w:rPr>
+              <w:t xml:space="preserve">声音像不等于人是——先挂掉，用自己号码打回确认</w:t>
+            </w:r>
+          </w:p>
+        </w:tc>
+      </w:tr>
+      <w:tr>
+        <w:tc>
+          <w:tcPr/>
+          <w:p>
+            <w:pPr>
+              <w:pStyle w:val="Compact"/>
+            </w:pPr>
+            <w:r>
+              <w:rPr>
+                <w:rFonts w:hint="eastAsia"/>
+              </w:rPr>
+              <w:t xml:space="preserve">换脸（视频里老板让你转账）</w:t>
+            </w:r>
+          </w:p>
+        </w:tc>
+        <w:tc>
+          <w:tcPr/>
+          <w:p>
+            <w:pPr>
+              <w:pStyle w:val="Compact"/>
+            </w:pPr>
+            <w:r>
+              <w:rPr>
+                <w:rFonts w:hint="eastAsia"/>
+              </w:rPr>
+              <w:t xml:space="preserve">眼见不为实——转账走第二渠道核实</w:t>
+            </w:r>
+          </w:p>
+        </w:tc>
+      </w:tr>
+      <w:tr>
+        <w:tc>
+          <w:tcPr/>
+          <w:p>
+            <w:pPr>
+              <w:pStyle w:val="Compact"/>
+            </w:pPr>
+            <w:r>
+              <w:rPr>
+                <w:rFonts w:hint="eastAsia"/>
+              </w:rPr>
+              <w:t xml:space="preserve">钓鱼信（AI</w:t>
+            </w:r>
+            <w:r>
+              <w:t xml:space="preserve"> </w:t>
+            </w:r>
+            <w:r>
+              <w:rPr>
+                <w:rFonts w:hint="eastAsia"/>
+              </w:rPr>
+              <w:t xml:space="preserve">写的假通知/假链接）</w:t>
+            </w:r>
+          </w:p>
+        </w:tc>
+        <w:tc>
+          <w:tcPr/>
+          <w:p>
+            <w:pPr>
+              <w:pStyle w:val="Compact"/>
+            </w:pPr>
+            <w:r>
+              <w:rPr>
+                <w:rFonts w:hint="eastAsia"/>
+              </w:rPr>
+              <w:t xml:space="preserve">先查发件人域名再点链接</w:t>
+            </w:r>
+          </w:p>
+        </w:tc>
+      </w:tr>
+    </w:tbl>
+    <w:p>
+      <w:pPr>
+        <w:pStyle w:val="BodyText"/>
+      </w:pPr>
+      <w:r>
+        <w:rPr>
+          <w:rFonts w:hint="eastAsia"/>
+          <w:b/>
+          <w:bCs/>
+        </w:rPr>
+        <w:t xml:space="preserve">三条防线</w:t>
+      </w:r>
+      <w:r>
+        <w:rPr>
+          <w:rFonts w:hint="eastAsia"/>
+        </w:rPr>
+        <w:t xml:space="preserve">：涉钱涉密先打第二渠道</w:t>
+      </w:r>
+      <w:r>
+        <w:t xml:space="preserve"> </w:t>
+      </w:r>
+      <w:r>
+        <w:rPr>
+          <w:rFonts w:hint="eastAsia"/>
+        </w:rPr>
+        <w:t xml:space="preserve">｜</w:t>
+      </w:r>
+      <w:r>
+        <w:t xml:space="preserve"> </w:t>
+      </w:r>
+      <w:r>
+        <w:rPr>
+          <w:rFonts w:hint="eastAsia"/>
+        </w:rPr>
+        <w:t xml:space="preserve">验证码/密码/证件</w:t>
+      </w:r>
+      <w:r>
+        <w:rPr>
+          <w:rFonts w:hint="eastAsia"/>
+          <w:b/>
+          <w:bCs/>
+        </w:rPr>
+        <w:t xml:space="preserve">绝不给</w:t>
+      </w:r>
+      <w:r>
+        <w:rPr>
+          <w:b/>
+          <w:bCs/>
+        </w:rPr>
+        <w:t xml:space="preserve"> AI</w:t>
+      </w:r>
+      <w:r>
+        <w:t xml:space="preserve"> </w:t>
+      </w:r>
+      <w:r>
+        <w:rPr>
+          <w:rFonts w:hint="eastAsia"/>
+        </w:rPr>
+        <w:t xml:space="preserve">｜</w:t>
+      </w:r>
+      <w:r>
+        <w:t xml:space="preserve"> </w:t>
+      </w:r>
+      <w:r>
+        <w:rPr>
+          <w:rFonts w:hint="eastAsia"/>
+        </w:rPr>
+        <w:t xml:space="preserve">拿不准就上报。</w:t>
+      </w:r>
+    </w:p>
+    <w:p>
+      <w:r>
+        <w:pict>
+          <v:rect style="width:0;height:1.5pt" o:hralign="center" o:hrstd="t" o:hr="t"/>
+        </w:pict>
+      </w:r>
+    </w:p>
+    <w:bookmarkEnd w:id="13"/>
+    <w:bookmarkStart w:id="14" w:name="二工具全景速查六大类"/>
     <w:p>
       <w:pPr>
         <w:pStyle w:val="Heading2"/>
@@ -2500,8 +2883,8 @@
         </w:pict>
       </w:r>
     </w:p>
-    <w:bookmarkEnd w:id="12"/>
-    <w:bookmarkStart w:id="13" w:name="三三个即用提示词范例"/>
+    <w:bookmarkEnd w:id="14"/>
+    <w:bookmarkStart w:id="15" w:name="三三个即用提示词范例"/>
     <w:p>
       <w:pPr>
         <w:pStyle w:val="Heading2"/>
@@ -2643,8 +3026,8 @@
         </w:pict>
       </w:r>
     </w:p>
-    <w:bookmarkEnd w:id="13"/>
-    <w:bookmarkStart w:id="14" w:name="四风险红线-10-条背下来"/>
+    <w:bookmarkEnd w:id="15"/>
+    <w:bookmarkStart w:id="16" w:name="四风险红线-10-条背下来"/>
     <w:p>
       <w:pPr>
         <w:pStyle w:val="Heading2"/>
@@ -2938,8 +3321,8 @@
         </w:pict>
       </w:r>
     </w:p>
-    <w:bookmarkEnd w:id="14"/>
-    <w:bookmarkStart w:id="15" w:name="五素养自查清单9-条-结业标准"/>
+    <w:bookmarkEnd w:id="16"/>
+    <w:bookmarkStart w:id="17" w:name="五素养自查清单9-条-结业标准"/>
     <w:p>
       <w:pPr>
         <w:pStyle w:val="Heading2"/>
@@ -3301,8 +3684,8 @@
         <w:t xml:space="preserve">个小任务开始用起来。</w:t>
       </w:r>
     </w:p>
-    <w:bookmarkEnd w:id="15"/>
-    <w:bookmarkEnd w:id="16"/>
+    <w:bookmarkEnd w:id="17"/>
+    <w:bookmarkEnd w:id="18"/>
     <w:sectPr>
       <w:footnotePr>
         <w:numRestart w:val="eachSect"/>

--- a/企业AI培训_交付包/初级课程_完整交付包/05_学员资源/学员工具包_速查卡.docx
+++ b/企业AI培训_交付包/初级课程_完整交付包/05_学员资源/学员工具包_速查卡.docx
@@ -2,7 +2,7 @@
 <file path=word/document.xml><?xml version="1.0" encoding="utf-8"?>
 <w:document xmlns:w="http://schemas.openxmlformats.org/wordprocessingml/2006/main" xmlns:m="http://schemas.openxmlformats.org/officeDocument/2006/math" xmlns:r="http://schemas.openxmlformats.org/officeDocument/2006/relationships" xmlns:o="urn:schemas-microsoft-com:office:office" xmlns:v="urn:schemas-microsoft-com:vml" xmlns:w10="urn:schemas-microsoft-com:office:word" xmlns:a="http://schemas.openxmlformats.org/drawingml/2006/main" xmlns:pic="http://schemas.openxmlformats.org/drawingml/2006/picture" xmlns:wp="http://schemas.openxmlformats.org/drawingml/2006/wordprocessingDrawing">
   <w:body>
-    <w:bookmarkStart w:id="18" w:name="学员工具包-速查卡随课发放-企业版-v3.4"/>
+    <w:bookmarkStart w:id="18" w:name="学员工具包-速查卡随课发放-企业版-v3.5"/>
     <w:p>
       <w:pPr>
         <w:pStyle w:val="Heading1"/>
@@ -38,7 +38,7 @@
         <w:rPr>
           <w:rFonts w:hint="eastAsia"/>
         </w:rPr>
-        <w:t xml:space="preserve">v3.4）</w:t>
+        <w:t xml:space="preserve">v3.5）</w:t>
       </w:r>
     </w:p>
     <w:p>
@@ -58,7 +58,7 @@
         <w:rPr>
           <w:rFonts w:hint="eastAsia"/>
         </w:rPr>
-        <w:t xml:space="preserve">大纲（51</w:t>
+        <w:t xml:space="preserve">大纲（52</w:t>
       </w:r>
       <w:r>
         <w:t xml:space="preserve"> </w:t>
@@ -106,7 +106,7 @@
         <w:t xml:space="preserve">企业版</w:t>
       </w:r>
       <w:r>
-        <w:t xml:space="preserve"> 51 </w:t>
+        <w:t xml:space="preserve"> 52 </w:t>
       </w:r>
       <w:r>
         <w:rPr>
@@ -171,7 +171,7 @@
         <w:pStyle w:val="Heading2"/>
       </w:pPr>
       <w:r>
-        <w:t xml:space="preserve">〇、12 </w:t>
+        <w:t xml:space="preserve">〇、20 </w:t>
       </w:r>
       <w:r>
         <w:rPr>
@@ -674,6 +674,215 @@
         </w:tc>
       </w:tr>
     </w:tbl>
+    <w:p>
+      <w:pPr>
+        <w:pStyle w:val="BodyText"/>
+      </w:pPr>
+      <w:r>
+        <w:rPr>
+          <w:rFonts w:hint="eastAsia"/>
+        </w:rPr>
+        <w:t xml:space="preserve">机器学习</w:t>
+      </w:r>
+      <w:r>
+        <w:t xml:space="preserve"> | AI </w:t>
+      </w:r>
+      <w:r>
+        <w:rPr>
+          <w:rFonts w:hint="eastAsia"/>
+        </w:rPr>
+        <w:t xml:space="preserve">的入门课——从数据里自动找规律</w:t>
+      </w:r>
+      <w:r>
+        <w:t xml:space="preserve"> |</w:t>
+      </w:r>
+      <w:r>
+        <w:br/>
+      </w:r>
+      <w:r>
+        <w:rPr>
+          <w:rFonts w:hint="eastAsia"/>
+        </w:rPr>
+        <w:t xml:space="preserve">深度学习</w:t>
+      </w:r>
+      <w:r>
+        <w:t xml:space="preserve"> | </w:t>
+      </w:r>
+      <w:r>
+        <w:rPr>
+          <w:rFonts w:hint="eastAsia"/>
+        </w:rPr>
+        <w:t xml:space="preserve">很多层「神经网络」学特征——识图识言的底层</w:t>
+      </w:r>
+      <w:r>
+        <w:t xml:space="preserve"> |</w:t>
+      </w:r>
+      <w:r>
+        <w:br/>
+      </w:r>
+      <w:r>
+        <w:rPr>
+          <w:rFonts w:hint="eastAsia"/>
+        </w:rPr>
+        <w:t xml:space="preserve">生成式</w:t>
+      </w:r>
+      <w:r>
+        <w:t xml:space="preserve"> AI | </w:t>
+      </w:r>
+      <w:r>
+        <w:rPr>
+          <w:rFonts w:hint="eastAsia"/>
+        </w:rPr>
+        <w:t xml:space="preserve">能「创造」新内容的</w:t>
+      </w:r>
+      <w:r>
+        <w:t xml:space="preserve"> </w:t>
+      </w:r>
+      <w:r>
+        <w:rPr>
+          <w:rFonts w:hint="eastAsia"/>
+        </w:rPr>
+        <w:t xml:space="preserve">AI——写文章、画图、做视频</w:t>
+      </w:r>
+      <w:r>
+        <w:t xml:space="preserve"> |</w:t>
+      </w:r>
+      <w:r>
+        <w:br/>
+      </w:r>
+      <w:r>
+        <w:rPr>
+          <w:rFonts w:hint="eastAsia"/>
+        </w:rPr>
+        <w:t xml:space="preserve">多模态</w:t>
+      </w:r>
+      <w:r>
+        <w:t xml:space="preserve"> | </w:t>
+      </w:r>
+      <w:r>
+        <w:rPr>
+          <w:rFonts w:hint="eastAsia"/>
+        </w:rPr>
+        <w:t xml:space="preserve">不只文字——会看图、听声音、读表格</w:t>
+      </w:r>
+      <w:r>
+        <w:t xml:space="preserve"> |</w:t>
+      </w:r>
+      <w:r>
+        <w:br/>
+      </w:r>
+      <w:r>
+        <w:rPr>
+          <w:rFonts w:hint="eastAsia"/>
+        </w:rPr>
+        <w:t xml:space="preserve">预测下一个词</w:t>
+      </w:r>
+      <w:r>
+        <w:t xml:space="preserve"> | </w:t>
+      </w:r>
+      <w:r>
+        <w:rPr>
+          <w:rFonts w:hint="eastAsia"/>
+        </w:rPr>
+        <w:t xml:space="preserve">大模型工作的本质——一个字一个字往下接</w:t>
+      </w:r>
+      <w:r>
+        <w:t xml:space="preserve"> |</w:t>
+      </w:r>
+      <w:r>
+        <w:br/>
+      </w:r>
+      <w:r>
+        <w:t xml:space="preserve">MoE </w:t>
+      </w:r>
+      <w:r>
+        <w:rPr>
+          <w:rFonts w:hint="eastAsia"/>
+        </w:rPr>
+        <w:t xml:space="preserve">混合专家</w:t>
+      </w:r>
+      <w:r>
+        <w:t xml:space="preserve"> | </w:t>
+      </w:r>
+      <w:r>
+        <w:rPr>
+          <w:rFonts w:hint="eastAsia"/>
+        </w:rPr>
+        <w:t xml:space="preserve">按需调用「专家」——又强又省钱</w:t>
+      </w:r>
+      <w:r>
+        <w:t xml:space="preserve"> |</w:t>
+      </w:r>
+      <w:r>
+        <w:br/>
+      </w:r>
+      <w:r>
+        <w:rPr>
+          <w:rFonts w:hint="eastAsia"/>
+        </w:rPr>
+        <w:t xml:space="preserve">量化</w:t>
+      </w:r>
+      <w:r>
+        <w:t xml:space="preserve"> | </w:t>
+      </w:r>
+      <w:r>
+        <w:rPr>
+          <w:rFonts w:hint="eastAsia"/>
+        </w:rPr>
+        <w:t xml:space="preserve">给模型「瘦身」——4K</w:t>
+      </w:r>
+      <w:r>
+        <w:t xml:space="preserve"> </w:t>
+      </w:r>
+      <w:r>
+        <w:rPr>
+          <w:rFonts w:hint="eastAsia"/>
+        </w:rPr>
+        <w:t xml:space="preserve">压成</w:t>
+      </w:r>
+      <w:r>
+        <w:t xml:space="preserve"> </w:t>
+      </w:r>
+      <w:r>
+        <w:rPr>
+          <w:rFonts w:hint="eastAsia"/>
+        </w:rPr>
+        <w:t xml:space="preserve">720P，小设备能跑</w:t>
+      </w:r>
+      <w:r>
+        <w:t xml:space="preserve"> |</w:t>
+      </w:r>
+      <w:r>
+        <w:br/>
+      </w:r>
+      <w:r>
+        <w:rPr>
+          <w:rFonts w:hint="eastAsia"/>
+        </w:rPr>
+        <w:t xml:space="preserve">人在回路</w:t>
+      </w:r>
+      <w:r>
+        <w:t xml:space="preserve"> | </w:t>
+      </w:r>
+      <w:r>
+        <w:rPr>
+          <w:rFonts w:hint="eastAsia"/>
+        </w:rPr>
+        <w:t xml:space="preserve">关键决策永远留给人——AI</w:t>
+      </w:r>
+      <w:r>
+        <w:t xml:space="preserve"> </w:t>
+      </w:r>
+      <w:r>
+        <w:rPr>
+          <w:rFonts w:hint="eastAsia"/>
+        </w:rPr>
+        <w:t xml:space="preserve">出初稿，你拍板</w:t>
+      </w:r>
+      <w:r>
+        <w:t xml:space="preserve"> |</w:t>
+      </w:r>
+    </w:p>
     <w:bookmarkEnd w:id="9"/>
     <w:bookmarkStart w:id="10" w:name="一提示词五要素模板填空即用"/>
     <w:p>
@@ -981,7 +1190,7 @@
       </w:r>
     </w:p>
     <w:bookmarkEnd w:id="10"/>
-    <w:bookmarkStart w:id="11" w:name="一一办公模板即用-5-卡ppt-p24挑一个今天就用"/>
+    <w:bookmarkStart w:id="11" w:name="一一办公模板即用-5-卡ppt-p25挑一个今天就用"/>
     <w:p>
       <w:pPr>
         <w:pStyle w:val="Heading2"/>
@@ -1008,7 +1217,7 @@
         <w:rPr>
           <w:rFonts w:hint="eastAsia"/>
         </w:rPr>
-        <w:t xml:space="preserve">P24，挑一个今天就用）</w:t>
+        <w:t xml:space="preserve">P25，挑一个今天就用）</w:t>
       </w:r>
     </w:p>
     <w:tbl>
@@ -1241,7 +1450,7 @@
       </w:r>
     </w:p>
     <w:bookmarkEnd w:id="11"/>
-    <w:bookmarkStart w:id="12" w:name="一二验证四步ppt-p44每份-ai-输出都过一遍"/>
+    <w:bookmarkStart w:id="12" w:name="一二验证四步ppt-p45每份-ai-输出都过一遍"/>
     <w:p>
       <w:pPr>
         <w:pStyle w:val="Heading2"/>
@@ -1259,7 +1468,7 @@
         <w:rPr>
           <w:rFonts w:hint="eastAsia"/>
         </w:rPr>
-        <w:t xml:space="preserve">P44，每份</w:t>
+        <w:t xml:space="preserve">P45，每份</w:t>
       </w:r>
       <w:r>
         <w:t xml:space="preserve"> AI </w:t>
@@ -1364,7 +1573,7 @@
       </w:r>
     </w:p>
     <w:bookmarkEnd w:id="12"/>
-    <w:bookmarkStart w:id="13" w:name="一点五ai-诈骗防身ppt-p43保命级"/>
+    <w:bookmarkStart w:id="13" w:name="一点五ai-诈骗防身ppt-p44保命级"/>
     <w:p>
       <w:pPr>
         <w:pStyle w:val="Heading2"/>
@@ -1391,7 +1600,7 @@
         <w:rPr>
           <w:rFonts w:hint="eastAsia"/>
         </w:rPr>
-        <w:t xml:space="preserve">P43，保命级）</w:t>
+        <w:t xml:space="preserve">P44，保命级）</w:t>
       </w:r>
     </w:p>
     <w:tbl>

--- a/企业AI培训_交付包/初级课程_完整交付包/05_学员资源/学员工具包_速查卡.docx
+++ b/企业AI培训_交付包/初级课程_完整交付包/05_学员资源/学员工具包_速查卡.docx
@@ -2,7 +2,7 @@
 <file path=word/document.xml><?xml version="1.0" encoding="utf-8"?>
 <w:document xmlns:w="http://schemas.openxmlformats.org/wordprocessingml/2006/main" xmlns:m="http://schemas.openxmlformats.org/officeDocument/2006/math" xmlns:r="http://schemas.openxmlformats.org/officeDocument/2006/relationships" xmlns:o="urn:schemas-microsoft-com:office:office" xmlns:v="urn:schemas-microsoft-com:vml" xmlns:w10="urn:schemas-microsoft-com:office:word" xmlns:a="http://schemas.openxmlformats.org/drawingml/2006/main" xmlns:pic="http://schemas.openxmlformats.org/drawingml/2006/picture" xmlns:wp="http://schemas.openxmlformats.org/drawingml/2006/wordprocessingDrawing">
   <w:body>
-    <w:bookmarkStart w:id="18" w:name="学员工具包-速查卡随课发放-企业版-v3.5"/>
+    <w:bookmarkStart w:id="20" w:name="学员工具包-速查卡随课发放-企业版-v3.5"/>
     <w:p>
       <w:pPr>
         <w:pStyle w:val="Heading1"/>
@@ -58,7 +58,7 @@
         <w:rPr>
           <w:rFonts w:hint="eastAsia"/>
         </w:rPr>
-        <w:t xml:space="preserve">大纲（52</w:t>
+        <w:t xml:space="preserve">大纲（53</w:t>
       </w:r>
       <w:r>
         <w:t xml:space="preserve"> </w:t>
@@ -76,7 +76,7 @@
         <w:rPr>
           <w:rFonts w:hint="eastAsia"/>
         </w:rPr>
-        <w:t xml:space="preserve">v3.0）。</w:t>
+        <w:t xml:space="preserve">v3.6）。</w:t>
       </w:r>
       <w:r>
         <w:t xml:space="preserve"> </w:t>
@@ -171,7 +171,7 @@
         <w:pStyle w:val="Heading2"/>
       </w:pPr>
       <w:r>
-        <w:t xml:space="preserve">〇、20 </w:t>
+        <w:t xml:space="preserve">〇、22 </w:t>
       </w:r>
       <w:r>
         <w:rPr>
@@ -878,6 +878,57 @@
           <w:rFonts w:hint="eastAsia"/>
         </w:rPr>
         <w:t xml:space="preserve">出初稿，你拍板</w:t>
+      </w:r>
+      <w:r>
+        <w:t xml:space="preserve"> |</w:t>
+      </w:r>
+      <w:r>
+        <w:br/>
+      </w:r>
+      <w:r>
+        <w:rPr>
+          <w:rFonts w:hint="eastAsia"/>
+        </w:rPr>
+        <w:t xml:space="preserve">脱敏</w:t>
+      </w:r>
+      <w:r>
+        <w:t xml:space="preserve"> | </w:t>
+      </w:r>
+      <w:r>
+        <w:rPr>
+          <w:rFonts w:hint="eastAsia"/>
+        </w:rPr>
+        <w:t xml:space="preserve">把名字/号码/金额换成「某人」「**」再喂——内部资料的安全动作</w:t>
+      </w:r>
+      <w:r>
+        <w:t xml:space="preserve"> |</w:t>
+      </w:r>
+      <w:r>
+        <w:br/>
+      </w:r>
+      <w:r>
+        <w:rPr>
+          <w:rFonts w:hint="eastAsia"/>
+        </w:rPr>
+        <w:t xml:space="preserve">子</w:t>
+      </w:r>
+      <w:r>
+        <w:t xml:space="preserve"> Agent | </w:t>
+      </w:r>
+      <w:r>
+        <w:rPr>
+          <w:rFonts w:hint="eastAsia"/>
+        </w:rPr>
+        <w:t xml:space="preserve">智能体派出的「分身」——一次</w:t>
+      </w:r>
+      <w:r>
+        <w:t xml:space="preserve"> 300 </w:t>
+      </w:r>
+      <w:r>
+        <w:rPr>
+          <w:rFonts w:hint="eastAsia"/>
+        </w:rPr>
+        <w:t xml:space="preserve">个并行干活</w:t>
       </w:r>
       <w:r>
         <w:t xml:space="preserve"> |</w:t>
@@ -1450,7 +1501,7 @@
       </w:r>
     </w:p>
     <w:bookmarkEnd w:id="11"/>
-    <w:bookmarkStart w:id="12" w:name="一二验证四步ppt-p45每份-ai-输出都过一遍"/>
+    <w:bookmarkStart w:id="12" w:name="一二验证四步ppt-p46每份-ai-输出都过一遍"/>
     <w:p>
       <w:pPr>
         <w:pStyle w:val="Heading2"/>
@@ -1468,7 +1519,7 @@
         <w:rPr>
           <w:rFonts w:hint="eastAsia"/>
         </w:rPr>
-        <w:t xml:space="preserve">P45，每份</w:t>
+        <w:t xml:space="preserve">P46，每份</w:t>
       </w:r>
       <w:r>
         <w:t xml:space="preserve"> AI </w:t>
@@ -1573,7 +1624,7 @@
       </w:r>
     </w:p>
     <w:bookmarkEnd w:id="12"/>
-    <w:bookmarkStart w:id="13" w:name="一点五ai-诈骗防身ppt-p44保命级"/>
+    <w:bookmarkStart w:id="13" w:name="一点五ai-诈骗防身ppt-p45保命级"/>
     <w:p>
       <w:pPr>
         <w:pStyle w:val="Heading2"/>
@@ -1600,7 +1651,7 @@
         <w:rPr>
           <w:rFonts w:hint="eastAsia"/>
         </w:rPr>
-        <w:t xml:space="preserve">P44，保命级）</w:t>
+        <w:t xml:space="preserve">P45，保命级）</w:t>
       </w:r>
     </w:p>
     <w:tbl>
@@ -1834,7 +1885,493 @@
       </w:r>
     </w:p>
     <w:bookmarkEnd w:id="13"/>
-    <w:bookmarkStart w:id="14" w:name="二工具全景速查六大类"/>
+    <w:bookmarkStart w:id="14" w:name="一三你的前-3-句话ppt-p33第一次用-ai-就照打"/>
+    <w:p>
+      <w:pPr>
+        <w:pStyle w:val="Heading2"/>
+      </w:pPr>
+      <w:r>
+        <w:rPr>
+          <w:rFonts w:hint="eastAsia"/>
+        </w:rPr>
+        <w:t xml:space="preserve">一·三、你的前</w:t>
+      </w:r>
+      <w:r>
+        <w:t xml:space="preserve"> 3 </w:t>
+      </w:r>
+      <w:r>
+        <w:rPr>
+          <w:rFonts w:hint="eastAsia"/>
+        </w:rPr>
+        <w:t xml:space="preserve">句话（PPT</w:t>
+      </w:r>
+      <w:r>
+        <w:t xml:space="preserve"> </w:t>
+      </w:r>
+      <w:r>
+        <w:rPr>
+          <w:rFonts w:hint="eastAsia"/>
+        </w:rPr>
+        <w:t xml:space="preserve">P33，第一次用</w:t>
+      </w:r>
+      <w:r>
+        <w:t xml:space="preserve"> AI </w:t>
+      </w:r>
+      <w:r>
+        <w:rPr>
+          <w:rFonts w:hint="eastAsia"/>
+        </w:rPr>
+        <w:t xml:space="preserve">就照打）</w:t>
+      </w:r>
+    </w:p>
+    <w:p>
+      <w:pPr>
+        <w:pStyle w:val="FirstParagraph"/>
+      </w:pPr>
+      <w:r>
+        <w:t xml:space="preserve">① </w:t>
+      </w:r>
+      <w:r>
+        <w:rPr>
+          <w:rFonts w:hint="eastAsia"/>
+        </w:rPr>
+        <w:t xml:space="preserve">破冰（报身份）：「你好，我是行政，每周要写会议通知和纪要，你能帮我做什么？」</w:t>
+      </w:r>
+      <w:r>
+        <w:t xml:space="preserve"> </w:t>
+      </w:r>
+      <w:r>
+        <w:t xml:space="preserve">② </w:t>
+      </w:r>
+      <w:r>
+        <w:rPr>
+          <w:rFonts w:hint="eastAsia"/>
+        </w:rPr>
+        <w:t xml:space="preserve">下任务（说全）：「写一份通知：下周一下午</w:t>
+      </w:r>
+      <w:r>
+        <w:t xml:space="preserve"> 3 </w:t>
+      </w:r>
+      <w:r>
+        <w:rPr>
+          <w:rFonts w:hint="eastAsia"/>
+        </w:rPr>
+        <w:t xml:space="preserve">点，3</w:t>
+      </w:r>
+      <w:r>
+        <w:t xml:space="preserve"> </w:t>
+      </w:r>
+      <w:r>
+        <w:rPr>
+          <w:rFonts w:hint="eastAsia"/>
+        </w:rPr>
+        <w:t xml:space="preserve">楼</w:t>
+      </w:r>
+      <w:r>
+        <w:t xml:space="preserve"> </w:t>
+      </w:r>
+      <w:r>
+        <w:rPr>
+          <w:rFonts w:hint="eastAsia"/>
+        </w:rPr>
+        <w:t xml:space="preserve">B05，部门例会，议程</w:t>
+      </w:r>
+      <w:r>
+        <w:t xml:space="preserve"> 3 </w:t>
+      </w:r>
+      <w:r>
+        <w:rPr>
+          <w:rFonts w:hint="eastAsia"/>
+        </w:rPr>
+        <w:t xml:space="preserve">项：季度总结、新项目启动、人员安排。100</w:t>
+      </w:r>
+      <w:r>
+        <w:t xml:space="preserve"> </w:t>
+      </w:r>
+      <w:r>
+        <w:rPr>
+          <w:rFonts w:hint="eastAsia"/>
+        </w:rPr>
+        <w:t xml:space="preserve">字内，邮件格式。」</w:t>
+      </w:r>
+      <w:r>
+        <w:t xml:space="preserve"> </w:t>
+      </w:r>
+      <w:r>
+        <w:t xml:space="preserve">③ </w:t>
+      </w:r>
+      <w:r>
+        <w:rPr>
+          <w:rFonts w:hint="eastAsia"/>
+        </w:rPr>
+        <w:t xml:space="preserve">改一版：「第二段太空，加上『请携带数据报表』，语气再正式一点。」</w:t>
+      </w:r>
+      <w:r>
+        <w:t xml:space="preserve"> </w:t>
+      </w:r>
+      <w:r>
+        <w:rPr>
+          <w:rFonts w:hint="eastAsia"/>
+          <w:b/>
+          <w:bCs/>
+        </w:rPr>
+        <w:t xml:space="preserve">改稿</w:t>
+      </w:r>
+      <w:r>
+        <w:rPr>
+          <w:b/>
+          <w:bCs/>
+        </w:rPr>
+        <w:t xml:space="preserve"> 5 </w:t>
+      </w:r>
+      <w:r>
+        <w:rPr>
+          <w:rFonts w:hint="eastAsia"/>
+          <w:b/>
+          <w:bCs/>
+        </w:rPr>
+        <w:t xml:space="preserve">句</w:t>
+      </w:r>
+      <w:r>
+        <w:rPr>
+          <w:rFonts w:hint="eastAsia"/>
+        </w:rPr>
+        <w:t xml:space="preserve">：太笼统→加数据例子</w:t>
+      </w:r>
+      <w:r>
+        <w:t xml:space="preserve"> </w:t>
+      </w:r>
+      <w:r>
+        <w:rPr>
+          <w:rFonts w:hint="eastAsia"/>
+        </w:rPr>
+        <w:t xml:space="preserve">｜</w:t>
+      </w:r>
+      <w:r>
+        <w:t xml:space="preserve"> </w:t>
+      </w:r>
+      <w:r>
+        <w:rPr>
+          <w:rFonts w:hint="eastAsia"/>
+        </w:rPr>
+        <w:t xml:space="preserve">太长→压到</w:t>
+      </w:r>
+      <w:r>
+        <w:t xml:space="preserve"> 200 </w:t>
+      </w:r>
+      <w:r>
+        <w:rPr>
+          <w:rFonts w:hint="eastAsia"/>
+        </w:rPr>
+        <w:t xml:space="preserve">字</w:t>
+      </w:r>
+      <w:r>
+        <w:t xml:space="preserve"> </w:t>
+      </w:r>
+      <w:r>
+        <w:rPr>
+          <w:rFonts w:hint="eastAsia"/>
+        </w:rPr>
+        <w:t xml:space="preserve">｜</w:t>
+      </w:r>
+      <w:r>
+        <w:t xml:space="preserve"> </w:t>
+      </w:r>
+      <w:r>
+        <w:rPr>
+          <w:rFonts w:hint="eastAsia"/>
+        </w:rPr>
+        <w:t xml:space="preserve">格式→改成表格</w:t>
+      </w:r>
+      <w:r>
+        <w:t xml:space="preserve"> </w:t>
+      </w:r>
+      <w:r>
+        <w:rPr>
+          <w:rFonts w:hint="eastAsia"/>
+        </w:rPr>
+        <w:t xml:space="preserve">｜</w:t>
+      </w:r>
+      <w:r>
+        <w:t xml:space="preserve"> </w:t>
+      </w:r>
+      <w:r>
+        <w:rPr>
+          <w:rFonts w:hint="eastAsia"/>
+        </w:rPr>
+        <w:t xml:space="preserve">语气→改正式公文</w:t>
+      </w:r>
+      <w:r>
+        <w:t xml:space="preserve"> </w:t>
+      </w:r>
+      <w:r>
+        <w:rPr>
+          <w:rFonts w:hint="eastAsia"/>
+        </w:rPr>
+        <w:t xml:space="preserve">｜</w:t>
+      </w:r>
+      <w:r>
+        <w:t xml:space="preserve"> </w:t>
+      </w:r>
+      <w:r>
+        <w:rPr>
+          <w:rFonts w:hint="eastAsia"/>
+        </w:rPr>
+        <w:t xml:space="preserve">漏了→补上具体项。口诀：</w:t>
+      </w:r>
+      <w:r>
+        <w:rPr>
+          <w:rFonts w:hint="eastAsia"/>
+          <w:b/>
+          <w:bCs/>
+        </w:rPr>
+        <w:t xml:space="preserve">改稿就是打字，不用重写。</w:t>
+      </w:r>
+    </w:p>
+    <w:bookmarkEnd w:id="14"/>
+    <w:bookmarkStart w:id="15" w:name="一四week-1-七天回去每天做什么比每天-30-分钟更具体"/>
+    <w:p>
+      <w:pPr>
+        <w:pStyle w:val="Heading2"/>
+      </w:pPr>
+      <w:r>
+        <w:rPr>
+          <w:rFonts w:hint="eastAsia"/>
+        </w:rPr>
+        <w:t xml:space="preserve">一·四、Week</w:t>
+      </w:r>
+      <w:r>
+        <w:t xml:space="preserve"> 1 </w:t>
+      </w:r>
+      <w:r>
+        <w:rPr>
+          <w:rFonts w:hint="eastAsia"/>
+        </w:rPr>
+        <w:t xml:space="preserve">七天（回去每天做什么，比”每天</w:t>
+      </w:r>
+      <w:r>
+        <w:t xml:space="preserve"> 30 </w:t>
+      </w:r>
+      <w:r>
+        <w:rPr>
+          <w:rFonts w:hint="eastAsia"/>
+        </w:rPr>
+        <w:t xml:space="preserve">分钟”更具体）</w:t>
+      </w:r>
+    </w:p>
+    <w:p>
+      <w:pPr>
+        <w:pStyle w:val="FirstParagraph"/>
+      </w:pPr>
+      <w:r>
+        <w:t xml:space="preserve">D1 </w:t>
+      </w:r>
+      <w:r>
+        <w:rPr>
+          <w:rFonts w:hint="eastAsia"/>
+        </w:rPr>
+        <w:t xml:space="preserve">照打前</w:t>
+      </w:r>
+      <w:r>
+        <w:t xml:space="preserve"> 3 </w:t>
+      </w:r>
+      <w:r>
+        <w:rPr>
+          <w:rFonts w:hint="eastAsia"/>
+        </w:rPr>
+        <w:t xml:space="preserve">句话，截图</w:t>
+      </w:r>
+      <w:r>
+        <w:t xml:space="preserve"> </w:t>
+      </w:r>
+      <w:r>
+        <w:rPr>
+          <w:rFonts w:hint="eastAsia"/>
+        </w:rPr>
+        <w:t xml:space="preserve">｜</w:t>
+      </w:r>
+      <w:r>
+        <w:t xml:space="preserve"> D2 </w:t>
+      </w:r>
+      <w:r>
+        <w:rPr>
+          <w:rFonts w:hint="eastAsia"/>
+        </w:rPr>
+        <w:t xml:space="preserve">真实小任务跑五要素</w:t>
+      </w:r>
+      <w:r>
+        <w:t xml:space="preserve"> </w:t>
+      </w:r>
+      <w:r>
+        <w:rPr>
+          <w:rFonts w:hint="eastAsia"/>
+        </w:rPr>
+        <w:t xml:space="preserve">｜</w:t>
+      </w:r>
+      <w:r>
+        <w:t xml:space="preserve"> D3 </w:t>
+      </w:r>
+      <w:r>
+        <w:rPr>
+          <w:rFonts w:hint="eastAsia"/>
+        </w:rPr>
+        <w:t xml:space="preserve">验证四步核一遍</w:t>
+      </w:r>
+      <w:r>
+        <w:t xml:space="preserve"> </w:t>
+      </w:r>
+      <w:r>
+        <w:rPr>
+          <w:rFonts w:hint="eastAsia"/>
+        </w:rPr>
+        <w:t xml:space="preserve">｜</w:t>
+      </w:r>
+      <w:r>
+        <w:t xml:space="preserve"> D4 </w:t>
+      </w:r>
+      <w:r>
+        <w:rPr>
+          <w:rFonts w:hint="eastAsia"/>
+        </w:rPr>
+        <w:t xml:space="preserve">换</w:t>
+      </w:r>
+      <w:r>
+        <w:t xml:space="preserve"> 1 </w:t>
+      </w:r>
+      <w:r>
+        <w:rPr>
+          <w:rFonts w:hint="eastAsia"/>
+        </w:rPr>
+        <w:t xml:space="preserve">个新任务</w:t>
+      </w:r>
+      <w:r>
+        <w:t xml:space="preserve"> </w:t>
+      </w:r>
+      <w:r>
+        <w:rPr>
+          <w:rFonts w:hint="eastAsia"/>
+        </w:rPr>
+        <w:t xml:space="preserve">｜</w:t>
+      </w:r>
+      <w:r>
+        <w:t xml:space="preserve"> D5 </w:t>
+      </w:r>
+      <w:r>
+        <w:rPr>
+          <w:rFonts w:hint="eastAsia"/>
+        </w:rPr>
+        <w:t xml:space="preserve">好提示词存备忘录命名</w:t>
+      </w:r>
+      <w:r>
+        <w:t xml:space="preserve"> v1 </w:t>
+      </w:r>
+      <w:r>
+        <w:rPr>
+          <w:rFonts w:hint="eastAsia"/>
+        </w:rPr>
+        <w:t xml:space="preserve">｜</w:t>
+      </w:r>
+      <w:r>
+        <w:t xml:space="preserve"> D6 </w:t>
+      </w:r>
+      <w:r>
+        <w:rPr>
+          <w:rFonts w:hint="eastAsia"/>
+        </w:rPr>
+        <w:t xml:space="preserve">发给同事用</w:t>
+      </w:r>
+      <w:r>
+        <w:t xml:space="preserve"> </w:t>
+      </w:r>
+      <w:r>
+        <w:rPr>
+          <w:rFonts w:hint="eastAsia"/>
+        </w:rPr>
+        <w:t xml:space="preserve">｜</w:t>
+      </w:r>
+      <w:r>
+        <w:t xml:space="preserve"> D7 </w:t>
+      </w:r>
+      <w:r>
+        <w:rPr>
+          <w:rFonts w:hint="eastAsia"/>
+        </w:rPr>
+        <w:t xml:space="preserve">写”最有用/最坑”</w:t>
+      </w:r>
+      <w:r>
+        <w:t xml:space="preserve"> </w:t>
+      </w:r>
+      <w:r>
+        <w:rPr>
+          <w:rFonts w:hint="eastAsia"/>
+          <w:b/>
+          <w:bCs/>
+        </w:rPr>
+        <w:t xml:space="preserve">预防针：第</w:t>
+      </w:r>
+      <w:r>
+        <w:rPr>
+          <w:b/>
+          <w:bCs/>
+        </w:rPr>
+        <w:t xml:space="preserve"> 1 </w:t>
+      </w:r>
+      <w:r>
+        <w:rPr>
+          <w:rFonts w:hint="eastAsia"/>
+          <w:b/>
+          <w:bCs/>
+        </w:rPr>
+        <w:t xml:space="preserve">周用</w:t>
+      </w:r>
+      <w:r>
+        <w:rPr>
+          <w:b/>
+          <w:bCs/>
+        </w:rPr>
+        <w:t xml:space="preserve"> AI </w:t>
+      </w:r>
+      <w:r>
+        <w:rPr>
+          <w:rFonts w:hint="eastAsia"/>
+          <w:b/>
+          <w:bCs/>
+        </w:rPr>
+        <w:t xml:space="preserve">可能比手动还慢（交学费），第</w:t>
+      </w:r>
+      <w:r>
+        <w:rPr>
+          <w:b/>
+          <w:bCs/>
+        </w:rPr>
+        <w:t xml:space="preserve"> 3 </w:t>
+      </w:r>
+      <w:r>
+        <w:rPr>
+          <w:rFonts w:hint="eastAsia"/>
+          <w:b/>
+          <w:bCs/>
+        </w:rPr>
+        <w:t xml:space="preserve">周开始赚回来，别在第</w:t>
+      </w:r>
+      <w:r>
+        <w:rPr>
+          <w:b/>
+          <w:bCs/>
+        </w:rPr>
+        <w:t xml:space="preserve"> 10 </w:t>
+      </w:r>
+      <w:r>
+        <w:rPr>
+          <w:rFonts w:hint="eastAsia"/>
+          <w:b/>
+          <w:bCs/>
+        </w:rPr>
+        <w:t xml:space="preserve">天放弃。</w:t>
+      </w:r>
+    </w:p>
+    <w:bookmarkEnd w:id="15"/>
+    <w:bookmarkStart w:id="16" w:name="二工具全景速查六大类"/>
     <w:p>
       <w:pPr>
         <w:pStyle w:val="Heading2"/>
@@ -3092,8 +3629,8 @@
         </w:pict>
       </w:r>
     </w:p>
-    <w:bookmarkEnd w:id="14"/>
-    <w:bookmarkStart w:id="15" w:name="三三个即用提示词范例"/>
+    <w:bookmarkEnd w:id="16"/>
+    <w:bookmarkStart w:id="17" w:name="三三个即用提示词范例"/>
     <w:p>
       <w:pPr>
         <w:pStyle w:val="Heading2"/>
@@ -3235,8 +3772,8 @@
         </w:pict>
       </w:r>
     </w:p>
-    <w:bookmarkEnd w:id="15"/>
-    <w:bookmarkStart w:id="16" w:name="四风险红线-10-条背下来"/>
+    <w:bookmarkEnd w:id="17"/>
+    <w:bookmarkStart w:id="18" w:name="四风险红线-10-条背下来"/>
     <w:p>
       <w:pPr>
         <w:pStyle w:val="Heading2"/>
@@ -3530,8 +4067,8 @@
         </w:pict>
       </w:r>
     </w:p>
-    <w:bookmarkEnd w:id="16"/>
-    <w:bookmarkStart w:id="17" w:name="五素养自查清单9-条-结业标准"/>
+    <w:bookmarkEnd w:id="18"/>
+    <w:bookmarkStart w:id="19" w:name="五素养自查清单9-条-结业标准"/>
     <w:p>
       <w:pPr>
         <w:pStyle w:val="Heading2"/>
@@ -3893,8 +4430,8 @@
         <w:t xml:space="preserve">个小任务开始用起来。</w:t>
       </w:r>
     </w:p>
-    <w:bookmarkEnd w:id="17"/>
-    <w:bookmarkEnd w:id="18"/>
+    <w:bookmarkEnd w:id="19"/>
+    <w:bookmarkEnd w:id="20"/>
     <w:sectPr>
       <w:footnotePr>
         <w:numRestart w:val="eachSect"/>
